--- a/docs/deliverables/out/Drop-1_Transactional/BRD-12_Submitted_Policies/BIBS_TestPlan_BRD-12_Submitted_Policies_Summary_v1.0.docx
+++ b/docs/deliverables/out/Drop-1_Transactional/BRD-12_Submitted_Policies/BIBS_TestPlan_BRD-12_Submitted_Policies_Summary_v1.0.docx
@@ -836,7 +836,7 @@
               <w:rPr>
                 <w:sz w:val="18"/>
               </w:rPr>
-              <w:t>Internal draft from FRS BRD-12 v1.0 and the Submitted Policies build design</w:t>
+              <w:t>Internal draft from FRS BRD-12 v1.0</w:t>
             </w:r>
           </w:p>
         </w:tc>
@@ -1792,7 +1792,7 @@
               <w:rPr>
                 <w:sz w:val="18"/>
               </w:rPr>
-              <w:t>System test, defect fixing, UAT support</w:t>
+              <w:t>System test, issue resolution, UAT support</w:t>
             </w:r>
           </w:p>
         </w:tc>
@@ -1886,7 +1886,7 @@
           <w:t xml:space="preserve">	</w:t>
         </w:r>
         <w:r>
-          <w:t xml:space="preserve">5</w:t>
+          <w:t xml:space="preserve">4</w:t>
         </w:r>
       </w:hyperlink>
     </w:p>
@@ -1950,7 +1950,7 @@
           <w:t xml:space="preserve">	</w:t>
         </w:r>
         <w:r>
-          <w:t xml:space="preserve">6</w:t>
+          <w:t xml:space="preserve">5</w:t>
         </w:r>
       </w:hyperlink>
     </w:p>
@@ -1982,7 +1982,7 @@
           <w:t xml:space="preserve">	</w:t>
         </w:r>
         <w:r>
-          <w:t xml:space="preserve">7</w:t>
+          <w:t xml:space="preserve">6</w:t>
         </w:r>
       </w:hyperlink>
     </w:p>
@@ -1998,7 +1998,7 @@
           <w:t xml:space="preserve">	</w:t>
         </w:r>
         <w:r>
-          <w:t xml:space="preserve">7</w:t>
+          <w:t xml:space="preserve">6</w:t>
         </w:r>
       </w:hyperlink>
     </w:p>
@@ -2014,7 +2014,7 @@
           <w:t xml:space="preserve">	</w:t>
         </w:r>
         <w:r>
-          <w:t xml:space="preserve">7</w:t>
+          <w:t xml:space="preserve">6</w:t>
         </w:r>
       </w:hyperlink>
     </w:p>
@@ -2062,7 +2062,7 @@
           <w:t xml:space="preserve">	</w:t>
         </w:r>
         <w:r>
-          <w:t xml:space="preserve">8</w:t>
+          <w:t xml:space="preserve">7</w:t>
         </w:r>
       </w:hyperlink>
     </w:p>
@@ -2088,7 +2088,7 @@
       </w:pPr>
       <w:hyperlink w:anchor="_Toc000117" w:history="1">
         <w:r>
-          <w:t xml:space="preserve">6 Defect management</w:t>
+          <w:t xml:space="preserve">6 Issue management</w:t>
         </w:r>
         <w:r>
           <w:t xml:space="preserve">	</w:t>
@@ -2142,7 +2142,7 @@
           <w:t xml:space="preserve">	</w:t>
         </w:r>
         <w:r>
-          <w:t xml:space="preserve">10</w:t>
+          <w:t xml:space="preserve">9</w:t>
         </w:r>
       </w:hyperlink>
     </w:p>
@@ -2158,7 +2158,7 @@
           <w:t xml:space="preserve">	</w:t>
         </w:r>
         <w:r>
-          <w:t xml:space="preserve">10</w:t>
+          <w:t xml:space="preserve">9</w:t>
         </w:r>
       </w:hyperlink>
     </w:p>
@@ -2190,7 +2190,7 @@
           <w:t xml:space="preserve">	</w:t>
         </w:r>
         <w:r>
-          <w:t xml:space="preserve">12</w:t>
+          <w:t xml:space="preserve">11</w:t>
         </w:r>
       </w:hyperlink>
     </w:p>
@@ -2222,23 +2222,23 @@
           <w:t xml:space="preserve">	</w:t>
         </w:r>
         <w:r>
-          <w:t xml:space="preserve">13</w:t>
+          <w:t xml:space="preserve">12</w:t>
         </w:r>
       </w:hyperlink>
     </w:p>
     <w:p>
       <w:pPr>
-        <w:pStyle w:val="toc2"/>
+        <w:pStyle w:val="toc1"/>
       </w:pPr>
       <w:hyperlink w:anchor="_Toc000126" w:history="1">
         <w:r>
-          <w:t xml:space="preserve">7.6 Automated tests referenced</w:t>
+          <w:t xml:space="preserve">8 Risks</w:t>
         </w:r>
         <w:r>
           <w:t xml:space="preserve">	</w:t>
         </w:r>
         <w:r>
-          <w:t xml:space="preserve">14</w:t>
+          <w:t xml:space="preserve">13</w:t>
         </w:r>
       </w:hyperlink>
     </w:p>
@@ -2248,45 +2248,13 @@
       </w:pPr>
       <w:hyperlink w:anchor="_Toc000127" w:history="1">
         <w:r>
-          <w:t xml:space="preserve">8 Risks</w:t>
+          <w:t xml:space="preserve">9 Sign-off</w:t>
         </w:r>
         <w:r>
           <w:t xml:space="preserve">	</w:t>
         </w:r>
         <w:r>
           <w:t xml:space="preserve">14</w:t>
-        </w:r>
-      </w:hyperlink>
-    </w:p>
-    <w:p>
-      <w:pPr>
-        <w:pStyle w:val="toc1"/>
-      </w:pPr>
-      <w:hyperlink w:anchor="_Toc000128" w:history="1">
-        <w:r>
-          <w:t xml:space="preserve">9 FRS findings</w:t>
-        </w:r>
-        <w:r>
-          <w:t xml:space="preserve">	</w:t>
-        </w:r>
-        <w:r>
-          <w:t xml:space="preserve">14</w:t>
-        </w:r>
-      </w:hyperlink>
-    </w:p>
-    <w:p>
-      <w:pPr>
-        <w:pStyle w:val="toc1"/>
-      </w:pPr>
-      <w:hyperlink w:anchor="_Toc000129" w:history="1">
-        <w:r>
-          <w:t xml:space="preserve">10 Sign-off</w:t>
-        </w:r>
-        <w:r>
-          <w:t xml:space="preserve">	</w:t>
-        </w:r>
-        <w:r>
-          <w:t xml:space="preserve">16</w:t>
         </w:r>
       </w:hyperlink>
       <w:r>
@@ -2346,67 +2314,7 @@
     <w:p>
       <w:r>
         <w:rPr/>
-        <w:t>Submitted Policies is designed and not yet built. The cases are written from the FRS and the build design, so:</w:t>
-      </w:r>
-    </w:p>
-    <w:p>
-      <w:pPr>
-        <w:tabs>
-          <w:tab w:pos="312" w:val="left"/>
-        </w:tabs>
-        <w:spacing w:after="40"/>
-        <w:ind w:left="312" w:hanging="283"/>
-      </w:pPr>
-      <w:r>
-        <w:rPr>
-          <w:color w:val="004EA8"/>
-        </w:rPr>
-        <w:t>•</w:t>
-        <w:tab/>
-      </w:r>
-      <w:r>
-        <w:rPr/>
-        <w:t>expected results quote the message text of the FRS without a message code; the codes are added in version 1.1 when the module is built;</w:t>
-      </w:r>
-    </w:p>
-    <w:p>
-      <w:pPr>
-        <w:tabs>
-          <w:tab w:pos="312" w:val="left"/>
-        </w:tabs>
-        <w:spacing w:after="40"/>
-        <w:ind w:left="312" w:hanging="283"/>
-      </w:pPr>
-      <w:r>
-        <w:rPr>
-          <w:color w:val="004EA8"/>
-        </w:rPr>
-        <w:t>•</w:t>
-        <w:tab/>
-      </w:r>
-      <w:r>
-        <w:rPr/>
-        <w:t>the automation reference column is blank; the automated tests written during the build are referenced in version 1.1;</w:t>
-      </w:r>
-    </w:p>
-    <w:p>
-      <w:pPr>
-        <w:tabs>
-          <w:tab w:pos="312" w:val="left"/>
-        </w:tabs>
-        <w:spacing w:after="120"/>
-        <w:ind w:left="312" w:hanging="283"/>
-      </w:pPr>
-      <w:r>
-        <w:rPr>
-          <w:color w:val="004EA8"/>
-        </w:rPr>
-        <w:t>•</w:t>
-        <w:tab/>
-      </w:r>
-      <w:r>
-        <w:rPr/>
-        <w:t>screen paths and button labels are those of the build design and are checked against the screens before the system test starts.</w:t>
+        <w:t>The cases are written from the FRS: the expected results quote the message texts of the FRS, and the screen paths and button labels are those of the FRS. They are checked against the screens before the system test starts.</w:t>
       </w:r>
     </w:p>
     <w:p>
@@ -2680,7 +2588,7 @@
       </w:r>
       <w:r>
         <w:rPr/>
-        <w:t>Automated feeds from LFS, HLS, CIU, SPI, LAMD and the mail house (COG), and OCR of scanned documents; they are parked. The cases use uploads and text PDFs.</w:t>
+        <w:t>System-to-system feeds from LFS, HLS, CIU, SPI, LAMD and the mail house (COG), and OCR of scanned documents; they are outside this phase. The cases use uploads and text PDFs.</w:t>
       </w:r>
     </w:p>
     <w:p>
@@ -2700,7 +2608,7 @@
       </w:r>
       <w:r>
         <w:rPr/>
-        <w:t>Qualified e-signature of the IAAF and TOR (parked); the cases check the stamped signature.</w:t>
+        <w:t>Qualified e-signature of the IAAF and TOR (on hold); the cases check the stamped signature.</w:t>
       </w:r>
     </w:p>
     <w:p>
@@ -3007,21 +2915,7 @@
               <w:rPr>
                 <w:sz w:val="18"/>
               </w:rPr>
-              <w:t>BDOI Submitted Policies BRD (</w:t>
-            </w:r>
-            <w:r>
-              <w:rPr>
-                <w:rFonts w:ascii="Courier New" w:hAnsi="Courier New" w:cs="Courier New" w:eastAsia="Courier New"/>
-                <w:color w:val="2E2E2E"/>
-                <w:sz w:val="16"/>
-              </w:rPr>
-              <w:t>docs/source-documents/BRD - Submitted Policies (with e-sig MCM 4.24.2026).pdf</w:t>
-            </w:r>
-            <w:r>
-              <w:rPr>
-                <w:sz w:val="18"/>
-              </w:rPr>
-              <w:t>)</w:t>
+              <w:t>BDOI Submitted Policies BRD</w:t>
             </w:r>
           </w:p>
         </w:tc>
@@ -3093,21 +2987,7 @@
               <w:rPr>
                 <w:sz w:val="18"/>
               </w:rPr>
-              <w:t>BDOI Report List, Submitted Policies rows #133-#164 (</w:t>
-            </w:r>
-            <w:r>
-              <w:rPr>
-                <w:rFonts w:ascii="Courier New" w:hAnsi="Courier New" w:cs="Courier New" w:eastAsia="Courier New"/>
-                <w:color w:val="2E2E2E"/>
-                <w:sz w:val="16"/>
-              </w:rPr>
-              <w:t>docs/source-documents/Report List as of APR-27-2026.pdf</w:t>
-            </w:r>
-            <w:r>
-              <w:rPr>
-                <w:sz w:val="18"/>
-              </w:rPr>
-              <w:t>)</w:t>
+              <w:t>BDOI Report List, Submitted Policies rows #133-#164</w:t>
             </w:r>
           </w:p>
         </w:tc>
@@ -3244,7 +3124,7 @@
               <w:rPr>
                 <w:sz w:val="18"/>
               </w:rPr>
-              <w:t>R5</w:t>
+              <w:t>R6</w:t>
             </w:r>
           </w:p>
         </w:tc>
@@ -3266,7 +3146,7 @@
               <w:rPr>
                 <w:sz w:val="18"/>
               </w:rPr>
-              <w:t>Submitted Policies build design (</w:t>
+              <w:t>BRD discrepancy and clarification register (</w:t>
             </w:r>
             <w:r>
               <w:rPr>
@@ -3274,7 +3154,7 @@
                 <w:color w:val="2E2E2E"/>
                 <w:sz w:val="16"/>
               </w:rPr>
-              <w:t>docs/architecture/SUBMITTED_POLICIES_DESIGN.md</w:t>
+              <w:t>BIBS_Register_BRD-00_Discrepancies_and_Clarifications_v1.0.xlsx</w:t>
             </w:r>
             <w:r>
               <w:rPr>
@@ -3293,94 +3173,6 @@
               <w:left w:w="90" w:type="dxa"/>
               <w:right w:w="90" w:type="dxa"/>
             </w:tcMar>
-          </w:tcPr>
-          <w:p>
-            <w:pPr>
-              <w:pStyle w:val="BDOITable"/>
-            </w:pPr>
-            <w:r>
-              <w:rPr>
-                <w:sz w:val="18"/>
-              </w:rPr>
-              <w:t>current</w:t>
-            </w:r>
-          </w:p>
-        </w:tc>
-      </w:tr>
-      <w:tr>
-        <w:trPr>
-          <w:cantSplit w:val="true"/>
-        </w:trPr>
-        <w:tc>
-          <w:tcPr>
-            <w:tcW w:type="dxa" w:w="855"/>
-            <w:tcMar>
-              <w:top w:w="50" w:type="dxa"/>
-              <w:bottom w:w="50" w:type="dxa"/>
-              <w:left w:w="90" w:type="dxa"/>
-              <w:right w:w="90" w:type="dxa"/>
-            </w:tcMar>
-            <w:shd w:val="clear" w:color="auto" w:fill="E5F5FF"/>
-          </w:tcPr>
-          <w:p>
-            <w:pPr>
-              <w:pStyle w:val="BDOITable"/>
-            </w:pPr>
-            <w:r>
-              <w:rPr>
-                <w:sz w:val="18"/>
-              </w:rPr>
-              <w:t>R6</w:t>
-            </w:r>
-          </w:p>
-        </w:tc>
-        <w:tc>
-          <w:tcPr>
-            <w:tcW w:type="dxa" w:w="6126"/>
-            <w:tcMar>
-              <w:top w:w="50" w:type="dxa"/>
-              <w:bottom w:w="50" w:type="dxa"/>
-              <w:left w:w="90" w:type="dxa"/>
-              <w:right w:w="90" w:type="dxa"/>
-            </w:tcMar>
-            <w:shd w:val="clear" w:color="auto" w:fill="E5F5FF"/>
-          </w:tcPr>
-          <w:p>
-            <w:pPr>
-              <w:pStyle w:val="BDOITable"/>
-            </w:pPr>
-            <w:r>
-              <w:rPr>
-                <w:sz w:val="18"/>
-              </w:rPr>
-              <w:t>BRD discrepancy and clarification register (</w:t>
-            </w:r>
-            <w:r>
-              <w:rPr>
-                <w:rFonts w:ascii="Courier New" w:hAnsi="Courier New" w:cs="Courier New" w:eastAsia="Courier New"/>
-                <w:color w:val="2E2E2E"/>
-                <w:sz w:val="16"/>
-              </w:rPr>
-              <w:t>BIBS_Register_BRD-00_Discrepancies_and_Clarifications_v1.0.xlsx</w:t>
-            </w:r>
-            <w:r>
-              <w:rPr>
-                <w:sz w:val="18"/>
-              </w:rPr>
-              <w:t>)</w:t>
-            </w:r>
-          </w:p>
-        </w:tc>
-        <w:tc>
-          <w:tcPr>
-            <w:tcW w:type="dxa" w:w="2992"/>
-            <w:tcMar>
-              <w:top w:w="50" w:type="dxa"/>
-              <w:bottom w:w="50" w:type="dxa"/>
-              <w:left w:w="90" w:type="dxa"/>
-              <w:right w:w="90" w:type="dxa"/>
-            </w:tcMar>
-            <w:shd w:val="clear" w:color="auto" w:fill="E5F5FF"/>
           </w:tcPr>
           <w:p>
             <w:pPr>
@@ -3597,7 +3389,7 @@
               <w:rPr>
                 <w:sz w:val="18"/>
               </w:rPr>
-              <w:t>Unit and integration (automated)</w:t>
+              <w:t>System test</w:t>
             </w:r>
           </w:p>
         </w:tc>
@@ -3619,7 +3411,7 @@
               <w:rPr>
                 <w:sz w:val="18"/>
               </w:rPr>
-              <w:t>Intake validation and natural key, extraction, rule engine and processing steps, buckets, IAAF and TOR routing, expiry scan and hand-off port, handling-fee matching, scope filter, permissions, against a PostgreSQL database; frontend form checks</w:t>
+              <w:t>Every case of the workbook, screen by screen, with the SIT data sets</w:t>
             </w:r>
           </w:p>
         </w:tc>
@@ -3641,7 +3433,7 @@
               <w:rPr>
                 <w:sz w:val="18"/>
               </w:rPr>
-              <w:t>iorta TechNXT developers</w:t>
+              <w:t>iorta TechNXT QA</w:t>
             </w:r>
           </w:p>
         </w:tc>
@@ -3663,35 +3455,7 @@
               <w:rPr>
                 <w:sz w:val="18"/>
               </w:rPr>
-              <w:t>Written during the build; run on every change in CI (</w:t>
-            </w:r>
-            <w:r>
-              <w:rPr>
-                <w:rFonts w:ascii="Courier New" w:hAnsi="Courier New" w:cs="Courier New" w:eastAsia="Courier New"/>
-                <w:color w:val="2E2E2E"/>
-                <w:sz w:val="16"/>
-              </w:rPr>
-              <w:t>mvn verify</w:t>
-            </w:r>
-            <w:r>
-              <w:rPr>
-                <w:sz w:val="18"/>
-              </w:rPr>
-              <w:t xml:space="preserve">, </w:t>
-            </w:r>
-            <w:r>
-              <w:rPr>
-                <w:rFonts w:ascii="Courier New" w:hAnsi="Courier New" w:cs="Courier New" w:eastAsia="Courier New"/>
-                <w:color w:val="2E2E2E"/>
-                <w:sz w:val="16"/>
-              </w:rPr>
-              <w:t>npm run verify</w:t>
-            </w:r>
-            <w:r>
-              <w:rPr>
-                <w:sz w:val="18"/>
-              </w:rPr>
-              <w:t>)</w:t>
+              <w:t>After Submitted Policies is deployed on SIT</w:t>
             </w:r>
           </w:p>
         </w:tc>
@@ -3719,7 +3483,7 @@
               <w:rPr>
                 <w:sz w:val="18"/>
               </w:rPr>
-              <w:t>System test</w:t>
+              <w:t>Persona end-to-end</w:t>
             </w:r>
           </w:p>
         </w:tc>
@@ -3742,7 +3506,7 @@
               <w:rPr>
                 <w:sz w:val="18"/>
               </w:rPr>
-              <w:t>Every case of the workbook, screen by screen, with the SIT data sets</w:t>
+              <w:t>The nine scenarios from start to finish by the persona that owns each step, with notifications, e-mails and letters checked</w:t>
             </w:r>
           </w:p>
         </w:tc>
@@ -3765,7 +3529,7 @@
               <w:rPr>
                 <w:sz w:val="18"/>
               </w:rPr>
-              <w:t>iorta TechNXT QA</w:t>
+              <w:t>iorta TechNXT QA with the BDOI testers</w:t>
             </w:r>
           </w:p>
         </w:tc>
@@ -3788,7 +3552,7 @@
               <w:rPr>
                 <w:sz w:val="18"/>
               </w:rPr>
-              <w:t>After Submitted Policies is deployed on SIT</w:t>
+              <w:t>After the system test passes</w:t>
             </w:r>
           </w:p>
         </w:tc>
@@ -3815,7 +3579,7 @@
               <w:rPr>
                 <w:sz w:val="18"/>
               </w:rPr>
-              <w:t>Persona end-to-end</w:t>
+              <w:t>User acceptance test (UAT)</w:t>
             </w:r>
           </w:p>
         </w:tc>
@@ -3837,7 +3601,7 @@
               <w:rPr>
                 <w:sz w:val="18"/>
               </w:rPr>
-              <w:t>The nine scenarios from start to finish by the persona that owns each step, with notifications, e-mails and letters checked</w:t>
+              <w:t>The scenarios and the High-priority cases, run by BDOI testers on masked production-like masterlists</w:t>
             </w:r>
           </w:p>
         </w:tc>
@@ -3859,7 +3623,7 @@
               <w:rPr>
                 <w:sz w:val="18"/>
               </w:rPr>
-              <w:t>iorta TechNXT QA with the BDOI testers</w:t>
+              <w:t>BDOI CBG Admin / Marketing, Non-CBG policy reviewers, Admin Team</w:t>
             </w:r>
           </w:p>
         </w:tc>
@@ -3872,103 +3636,6 @@
               <w:left w:w="90" w:type="dxa"/>
               <w:right w:w="90" w:type="dxa"/>
             </w:tcMar>
-          </w:tcPr>
-          <w:p>
-            <w:pPr>
-              <w:pStyle w:val="BDOITable"/>
-            </w:pPr>
-            <w:r>
-              <w:rPr>
-                <w:sz w:val="18"/>
-              </w:rPr>
-              <w:t>After the system test passes</w:t>
-            </w:r>
-          </w:p>
-        </w:tc>
-      </w:tr>
-      <w:tr>
-        <w:trPr>
-          <w:cantSplit w:val="true"/>
-        </w:trPr>
-        <w:tc>
-          <w:tcPr>
-            <w:tcW w:type="dxa" w:w="1922"/>
-            <w:tcMar>
-              <w:top w:w="50" w:type="dxa"/>
-              <w:bottom w:w="50" w:type="dxa"/>
-              <w:left w:w="90" w:type="dxa"/>
-              <w:right w:w="90" w:type="dxa"/>
-            </w:tcMar>
-            <w:shd w:val="clear" w:color="auto" w:fill="E5F5FF"/>
-          </w:tcPr>
-          <w:p>
-            <w:pPr>
-              <w:pStyle w:val="BDOITable"/>
-            </w:pPr>
-            <w:r>
-              <w:rPr>
-                <w:sz w:val="18"/>
-              </w:rPr>
-              <w:t>User acceptance test (UAT)</w:t>
-            </w:r>
-          </w:p>
-        </w:tc>
-        <w:tc>
-          <w:tcPr>
-            <w:tcW w:type="dxa" w:w="3724"/>
-            <w:tcMar>
-              <w:top w:w="50" w:type="dxa"/>
-              <w:bottom w:w="50" w:type="dxa"/>
-              <w:left w:w="90" w:type="dxa"/>
-              <w:right w:w="90" w:type="dxa"/>
-            </w:tcMar>
-            <w:shd w:val="clear" w:color="auto" w:fill="E5F5FF"/>
-          </w:tcPr>
-          <w:p>
-            <w:pPr>
-              <w:pStyle w:val="BDOITable"/>
-            </w:pPr>
-            <w:r>
-              <w:rPr>
-                <w:sz w:val="18"/>
-              </w:rPr>
-              <w:t>The scenarios and the High-priority cases, run by BDOI testers on masked production-like masterlists</w:t>
-            </w:r>
-          </w:p>
-        </w:tc>
-        <w:tc>
-          <w:tcPr>
-            <w:tcW w:type="dxa" w:w="2163"/>
-            <w:tcMar>
-              <w:top w:w="50" w:type="dxa"/>
-              <w:bottom w:w="50" w:type="dxa"/>
-              <w:left w:w="90" w:type="dxa"/>
-              <w:right w:w="90" w:type="dxa"/>
-            </w:tcMar>
-            <w:shd w:val="clear" w:color="auto" w:fill="E5F5FF"/>
-          </w:tcPr>
-          <w:p>
-            <w:pPr>
-              <w:pStyle w:val="BDOITable"/>
-            </w:pPr>
-            <w:r>
-              <w:rPr>
-                <w:sz w:val="18"/>
-              </w:rPr>
-              <w:t>BDOI CBG Admin / Marketing, Non-CBG policy reviewers, Admin Team</w:t>
-            </w:r>
-          </w:p>
-        </w:tc>
-        <w:tc>
-          <w:tcPr>
-            <w:tcW w:type="dxa" w:w="2163"/>
-            <w:tcMar>
-              <w:top w:w="50" w:type="dxa"/>
-              <w:bottom w:w="50" w:type="dxa"/>
-              <w:left w:w="90" w:type="dxa"/>
-              <w:right w:w="90" w:type="dxa"/>
-            </w:tcMar>
-            <w:shd w:val="clear" w:color="auto" w:fill="E5F5FF"/>
           </w:tcPr>
           <w:p>
             <w:pPr>
@@ -3988,12 +3655,6 @@
       <w:pPr>
         <w:pStyle w:val="BDOISpacer"/>
       </w:pPr>
-    </w:p>
-    <w:p>
-      <w:r>
-        <w:rPr/>
-        <w:t>Automated tests do not replace the system test. They show that a rule holds after every change; the system test shows that the screens, messages, documents, letters and reports are what the business expects. When the automated tests exist, version 1.1 of the workbook names them in the automation reference column, and each such case is still run on the screen once per cycle.</w:t>
-      </w:r>
     </w:p>
     <w:p>
       <w:pPr>
@@ -4626,7 +4287,7 @@
     <w:p>
       <w:r>
         <w:rPr/>
-        <w:t>The workbook has a README sheet that explains every column. The sheets are Document Control, Test Conditions, Scenarios, Test Cases, Coverage, Test Data, Roles and Access and FRS Findings. Case IDs carry their condition: TC-SP-060.1-02 is the second case of condition 1 of FR-SP-060. Status starts as Not run; testers fill Status, Actual result, Tester, Date and Defect ID.</w:t>
+        <w:t>The workbook has a README sheet that explains every column. The sheets are Document Control, Test Conditions, Scenarios, Test Cases, Coverage, Test Data, Roles and Access. Case IDs carry their condition: TC-SP-060.1-02 is the second case of condition 1 of FR-SP-060. Status starts as Not run; testers fill Status, Actual result, Tester, Date and Issue ID.</w:t>
       </w:r>
     </w:p>
     <w:p>
@@ -4793,7 +4454,7 @@
               <w:rPr>
                 <w:sz w:val="18"/>
               </w:rPr>
-              <w:t>Submitted Policies is built and deployed on SIT with its roles, user scopes, parameters, lists, jobs and seed rule sets; the planned seeds V1970 to V1972 are loaded; CI is green on the deployed commit; the automated tests of the module exist and pass; screen labels and messages have been compared with this plan and differences recorded; the test mailboxes receive mail.</w:t>
+              <w:t>Submitted Policies is deployed on SIT with its roles, user scopes, parameters, lists, jobs and seed rule sets; the seed data is loaded; screen labels and messages have been compared with this plan and differences recorded; the test mailboxes receive mail.</w:t>
             </w:r>
           </w:p>
         </w:tc>
@@ -4844,7 +4505,7 @@
               <w:rPr>
                 <w:sz w:val="18"/>
               </w:rPr>
-              <w:t>All High-priority system test cases are run; no open Critical defect; the Renewal module (or its pending hand-off adapter) is deployed; Collections and Cashiering run on SIT for the handling-fee cases.</w:t>
+              <w:t>All High-priority system test cases are run; no open Critical issue; the Renewal module is available, or the hand-offs are recorded as pending; Collections and Cashiering run on SIT for the handling-fee cases.</w:t>
             </w:r>
           </w:p>
         </w:tc>
@@ -5054,7 +4715,7 @@
               <w:rPr>
                 <w:sz w:val="18"/>
               </w:rPr>
-              <w:t>100 % of cases run; 100 % of High-priority cases passed; no open Critical or High defect; open Medium and Low defects have an agreed fix date.</w:t>
+              <w:t>100 % of cases run; 100 % of High-priority cases passed; no open Critical or High issue; open Medium and Low issues have an agreed fix date.</w:t>
             </w:r>
           </w:p>
         </w:tc>
@@ -5154,7 +4815,7 @@
               <w:rPr>
                 <w:sz w:val="18"/>
               </w:rPr>
-              <w:t>All scenarios and High-priority cases passed or accepted by the BDOI process owner; no open Critical or High defect; open defects listed with an agreed plan in the UAT sign-off; the sign-off of section 10 is signed.</w:t>
+              <w:t>All scenarios and High-priority cases passed or accepted by the BDOI process owner; no open Critical or High issue; open issues listed with an agreed plan in the UAT sign-off; the sign-off of section 9 is signed.</w:t>
             </w:r>
           </w:p>
         </w:tc>
@@ -5174,7 +4835,7 @@
       </w:r>
       <w:r>
         <w:rPr/>
-        <w:t xml:space="preserve"> Testing of a scenario stops when a Critical defect blocks it, when the environment is down for more than half a day, or when the masterlist data is corrupted. It resumes after the fix is deployed and the blocked cases are re-run from their first step.</w:t>
+        <w:t xml:space="preserve"> Testing of a scenario stops when a Critical issue blocks it, when the environment is down for more than half a day, or when the masterlist data is corrupted. It resumes after the fix is deployed and the blocked cases are re-run from their first step.</w:t>
       </w:r>
     </w:p>
     <w:p>
@@ -5346,7 +5007,7 @@
               <w:rPr>
                 <w:sz w:val="18"/>
               </w:rPr>
-              <w:t>CI</w:t>
+              <w:t>SIT</w:t>
             </w:r>
           </w:p>
         </w:tc>
@@ -5368,7 +5029,7 @@
               <w:rPr>
                 <w:sz w:val="18"/>
               </w:rPr>
-              <w:t>Automated unit and integration tests on every change</w:t>
+              <w:t>System test and persona end-to-end runs by iorta TechNXT QA</w:t>
             </w:r>
           </w:p>
         </w:tc>
@@ -5390,7 +5051,7 @@
               <w:rPr>
                 <w:sz w:val="18"/>
               </w:rPr>
-              <w:t>Created by each test; PostgreSQL in a container</w:t>
+              <w:t>Seed data (users and rules, masterlist and LAMD snapshot, reviews, TOR, letters and handling fees) and the data sets of section 4.2; test mailboxes</w:t>
             </w:r>
           </w:p>
         </w:tc>
@@ -5418,7 +5079,7 @@
               <w:rPr>
                 <w:sz w:val="18"/>
               </w:rPr>
-              <w:t>SIT</w:t>
+              <w:t>UAT</w:t>
             </w:r>
           </w:p>
         </w:tc>
@@ -5441,7 +5102,7 @@
               <w:rPr>
                 <w:sz w:val="18"/>
               </w:rPr>
-              <w:t>System test and persona end-to-end runs by iorta TechNXT QA</w:t>
+              <w:t>Acceptance by BDOI testers</w:t>
             </w:r>
           </w:p>
         </w:tc>
@@ -5455,77 +5116,6 @@
               <w:right w:w="90" w:type="dxa"/>
             </w:tcMar>
             <w:shd w:val="clear" w:color="auto" w:fill="E5F5FF"/>
-          </w:tcPr>
-          <w:p>
-            <w:pPr>
-              <w:pStyle w:val="BDOITable"/>
-            </w:pPr>
-            <w:r>
-              <w:rPr>
-                <w:sz w:val="18"/>
-              </w:rPr>
-              <w:t>Seed profile migrations, the planned seeds V1970-V1972 and the data sets of section 4.2; test mailboxes</w:t>
-            </w:r>
-          </w:p>
-        </w:tc>
-      </w:tr>
-      <w:tr>
-        <w:trPr>
-          <w:cantSplit w:val="true"/>
-        </w:trPr>
-        <w:tc>
-          <w:tcPr>
-            <w:tcW w:type="dxa" w:w="1800"/>
-            <w:tcMar>
-              <w:top w:w="50" w:type="dxa"/>
-              <w:bottom w:w="50" w:type="dxa"/>
-              <w:left w:w="90" w:type="dxa"/>
-              <w:right w:w="90" w:type="dxa"/>
-            </w:tcMar>
-          </w:tcPr>
-          <w:p>
-            <w:pPr>
-              <w:pStyle w:val="BDOITable"/>
-            </w:pPr>
-            <w:r>
-              <w:rPr>
-                <w:sz w:val="18"/>
-              </w:rPr>
-              <w:t>UAT</w:t>
-            </w:r>
-          </w:p>
-        </w:tc>
-        <w:tc>
-          <w:tcPr>
-            <w:tcW w:type="dxa" w:w="4432"/>
-            <w:tcMar>
-              <w:top w:w="50" w:type="dxa"/>
-              <w:bottom w:w="50" w:type="dxa"/>
-              <w:left w:w="90" w:type="dxa"/>
-              <w:right w:w="90" w:type="dxa"/>
-            </w:tcMar>
-          </w:tcPr>
-          <w:p>
-            <w:pPr>
-              <w:pStyle w:val="BDOITable"/>
-            </w:pPr>
-            <w:r>
-              <w:rPr>
-                <w:sz w:val="18"/>
-              </w:rPr>
-              <w:t>Acceptance by BDOI testers</w:t>
-            </w:r>
-          </w:p>
-        </w:tc>
-        <w:tc>
-          <w:tcPr>
-            <w:tcW w:type="dxa" w:w="3739"/>
-            <w:tcMar>
-              <w:top w:w="50" w:type="dxa"/>
-              <w:bottom w:w="50" w:type="dxa"/>
-              <w:left w:w="90" w:type="dxa"/>
-              <w:right w:w="90" w:type="dxa"/>
-            </w:tcMar>
           </w:tcPr>
           <w:p>
             <w:pPr>
@@ -5566,7 +5156,7 @@
     <w:p>
       <w:r>
         <w:rPr/>
-        <w:t>The cases refer to named data sets. Submitted Policies has no seed yet; the build design plans V1970 (users and rules), V1971 (masterlist and LAMD snapshot) and V1972 (reviews, TOR, letters and handling fees). Until they exist the test lead prepares each set on SIT as its source column says.</w:t>
+        <w:t>The cases refer to named data sets. The seed data holds the users and rules, the masterlist and LAMD snapshot, and reviews, TOR, letters and handling fees; the test lead prepares the other sets on SIT as their source column says.</w:t>
       </w:r>
     </w:p>
     <w:p>
@@ -5757,7 +5347,7 @@
               <w:rPr>
                 <w:sz w:val="17"/>
               </w:rPr>
-              <w:t>Planned seed V1970 of the build design; firehandler and ao2 created by the test lead with their user scope</w:t>
+              <w:t>Seed data; firehandler and ao2 created by the test lead with their user scope</w:t>
             </w:r>
           </w:p>
         </w:tc>
@@ -6047,7 +5637,7 @@
               <w:rPr>
                 <w:sz w:val="17"/>
               </w:rPr>
-              <w:t>Planned seed V1971; masked rows added by the test lead</w:t>
+              <w:t>Seed data; masked rows added by the test lead</w:t>
             </w:r>
           </w:p>
         </w:tc>
@@ -6121,7 +5711,7 @@
               <w:rPr>
                 <w:sz w:val="17"/>
               </w:rPr>
-              <w:t>Planned seed V1970 of the build design</w:t>
+              <w:t>Seed data</w:t>
             </w:r>
           </w:p>
         </w:tc>
@@ -6192,7 +5782,7 @@
               <w:rPr>
                 <w:sz w:val="17"/>
               </w:rPr>
-              <w:t>Planned seed V1971 of the build design</w:t>
+              <w:t>Seed data</w:t>
             </w:r>
           </w:p>
         </w:tc>
@@ -6266,7 +5856,7 @@
               <w:rPr>
                 <w:sz w:val="17"/>
               </w:rPr>
-              <w:t>Planned seed V1972; payments keyed in Collections by the test lead</w:t>
+              <w:t>Seed data; payments keyed in Collections by the test lead</w:t>
             </w:r>
           </w:p>
         </w:tc>
@@ -6337,7 +5927,7 @@
               <w:rPr>
                 <w:sz w:val="17"/>
               </w:rPr>
-              <w:t>Planned seeds V1971-V1972; expiry dates set by the test lead</w:t>
+              <w:t>Seed data; expiry dates set by the test lead</w:t>
             </w:r>
           </w:p>
         </w:tc>
@@ -6388,7 +5978,7 @@
               <w:rPr>
                 <w:sz w:val="17"/>
               </w:rPr>
-              <w:t>Parameters and jobs as delivered</w:t>
+              <w:t>Parameters and jobs at their defaults</w:t>
             </w:r>
           </w:p>
         </w:tc>
@@ -6411,7 +6001,7 @@
               <w:rPr>
                 <w:sz w:val="17"/>
               </w:rPr>
-              <w:t>Configuration delivered with the build (FRS section 9.1)</w:t>
+              <w:t>Configuration of the SIT environment (FRS section 9.1)</w:t>
             </w:r>
           </w:p>
         </w:tc>
@@ -6630,7 +6220,7 @@
               <w:rPr>
                 <w:sz w:val="18"/>
               </w:rPr>
-              <w:t>Owns this plan and the workbook; prepares environments, masked files and user scopes; runs the daily defect triage; reports progress</w:t>
+              <w:t>Owns this plan and the workbook; prepares environments, masked files and user scopes; runs the daily issue triage; reports progress</w:t>
             </w:r>
           </w:p>
         </w:tc>
@@ -6704,7 +6294,7 @@
               <w:rPr>
                 <w:sz w:val="18"/>
               </w:rPr>
-              <w:t>Run the system test and the persona end-to-end scenarios; raise defects with evidence</w:t>
+              <w:t>Run the system test and the persona end-to-end scenarios; raise issues with evidence</w:t>
             </w:r>
           </w:p>
         </w:tc>
@@ -6775,7 +6365,7 @@
               <w:rPr>
                 <w:sz w:val="18"/>
               </w:rPr>
-              <w:t>Write and keep the automated tests green; fix defects; support triage</w:t>
+              <w:t>Resolve issues; support triage</w:t>
             </w:r>
           </w:p>
         </w:tc>
@@ -6849,7 +6439,7 @@
               <w:rPr>
                 <w:sz w:val="18"/>
               </w:rPr>
-              <w:t>Run the UAT scenarios of their role; confirm the expected results match the business rules; raise defects</w:t>
+              <w:t>Run the UAT scenarios of their role; confirm the expected results match the business rules; raise issues</w:t>
             </w:r>
           </w:p>
         </w:tc>
@@ -6920,7 +6510,7 @@
               <w:rPr>
                 <w:sz w:val="18"/>
               </w:rPr>
-              <w:t>Decides on disputed expected results and accepted defects; signs off UAT</w:t>
+              <w:t>Decides on disputed expected results and accepted issues; signs off UAT</w:t>
             </w:r>
           </w:p>
         </w:tc>
@@ -8019,7 +7609,7 @@
       <w:bookmarkStart w:id="117" w:name="_Toc000117"/>
       <w:r>
         <w:rPr/>
-        <w:t>6 Defect management</w:t>
+        <w:t>6 Issue management</w:t>
       </w:r>
       <w:bookmarkEnd w:id="117"/>
     </w:p>
@@ -8049,7 +7639,7 @@
       </w:r>
       <w:r>
         <w:rPr/>
-        <w:t>Defect severity</w:t>
+        <w:t>Issue severity</w:t>
       </w:r>
     </w:p>
     <w:tbl>
@@ -8480,7 +8070,7 @@
       </w:r>
       <w:r>
         <w:rPr/>
-        <w:t>Testers raise a defect for each failed case, with the case ID, steps, actual result, screenshot and the SBM, run, IAAF or TOR number.</w:t>
+        <w:t>Testers raise an issue for each failed case, with the case ID, steps, actual result, screenshot and the SBM, run, IAAF or TOR number.</w:t>
       </w:r>
     </w:p>
     <w:p>
@@ -8500,7 +8090,7 @@
       </w:r>
       <w:r>
         <w:rPr/>
-        <w:t>The test lead triages new defects daily with the development lead and, during UAT, the BDOI process owner. Triage confirms the severity, links duplicates and decides whether the FRS or the build is wrong. A disputed expected result goes to the BDOI process owner; an FRS change goes to the FRS owner (see section 9).</w:t>
+        <w:t>The test lead triages new issues daily with the development lead and, during UAT, the BDOI process owner. Triage confirms the severity, links duplicates and decides whether the FRS or the system needs the correction. A disputed expected result goes to the BDOI process owner; an FRS change goes to the FRS owner, who records it in the clarifications chapter of the FRS.</w:t>
       </w:r>
     </w:p>
     <w:p>
@@ -8540,7 +8130,7 @@
       </w:r>
       <w:r>
         <w:rPr/>
-        <w:t>A fixed defect is retested with its case and the cases of the same condition; the automated tests of the FR must also pass.</w:t>
+        <w:t>A resolved issue is retested with its case and the cases of the same condition.</w:t>
       </w:r>
     </w:p>
     <w:p>
@@ -9335,7 +8925,7 @@
               <w:rPr>
                 <w:sz w:val="18"/>
               </w:rPr>
-              <w:t>Test cases with an automation reference</w:t>
+              <w:t>Roles-and-access checks (action x role)</w:t>
             </w:r>
           </w:p>
         </w:tc>
@@ -9358,7 +8948,7 @@
               <w:rPr>
                 <w:sz w:val="18"/>
               </w:rPr>
-              <w:t>0</w:t>
+              <w:t>77</w:t>
             </w:r>
           </w:p>
         </w:tc>
@@ -9385,7 +8975,7 @@
               <w:rPr>
                 <w:sz w:val="18"/>
               </w:rPr>
-              <w:t>Roles-and-access checks (action x role)</w:t>
+              <w:t>Named test data sets</w:t>
             </w:r>
           </w:p>
         </w:tc>
@@ -9398,57 +8988,6 @@
               <w:left w:w="90" w:type="dxa"/>
               <w:right w:w="90" w:type="dxa"/>
             </w:tcMar>
-          </w:tcPr>
-          <w:p>
-            <w:pPr>
-              <w:pStyle w:val="BDOITable"/>
-            </w:pPr>
-            <w:r>
-              <w:rPr>
-                <w:sz w:val="18"/>
-              </w:rPr>
-              <w:t>77</w:t>
-            </w:r>
-          </w:p>
-        </w:tc>
-      </w:tr>
-      <w:tr>
-        <w:trPr>
-          <w:cantSplit w:val="true"/>
-        </w:trPr>
-        <w:tc>
-          <w:tcPr>
-            <w:tcW w:type="dxa" w:w="6648"/>
-            <w:tcMar>
-              <w:top w:w="50" w:type="dxa"/>
-              <w:bottom w:w="50" w:type="dxa"/>
-              <w:left w:w="90" w:type="dxa"/>
-              <w:right w:w="90" w:type="dxa"/>
-            </w:tcMar>
-            <w:shd w:val="clear" w:color="auto" w:fill="E5F5FF"/>
-          </w:tcPr>
-          <w:p>
-            <w:pPr>
-              <w:pStyle w:val="BDOITable"/>
-            </w:pPr>
-            <w:r>
-              <w:rPr>
-                <w:sz w:val="18"/>
-              </w:rPr>
-              <w:t>Named test data sets</w:t>
-            </w:r>
-          </w:p>
-        </w:tc>
-        <w:tc>
-          <w:tcPr>
-            <w:tcW w:type="dxa" w:w="3324"/>
-            <w:tcMar>
-              <w:top w:w="50" w:type="dxa"/>
-              <w:bottom w:w="50" w:type="dxa"/>
-              <w:left w:w="90" w:type="dxa"/>
-              <w:right w:w="90" w:type="dxa"/>
-            </w:tcMar>
-            <w:shd w:val="clear" w:color="auto" w:fill="E5F5FF"/>
           </w:tcPr>
           <w:p>
             <w:pPr>
@@ -9472,7 +9011,7 @@
     <w:p>
       <w:r>
         <w:rPr/>
-        <w:t>Every FR has at least one positive and one negative case, and every BRD ID is covered. The builder of the workbook checks this each time the plan is built and refuses to produce a plan with a gap.</w:t>
+        <w:t>Every FR has at least one positive and one negative case, and every BRD ID is covered. The coverage is checked each time the workbook is issued, and a plan with a gap is not issued.</w:t>
       </w:r>
     </w:p>
     <w:p>
@@ -9520,14 +9059,13 @@
         <w:tblLayout w:type="fixed"/>
       </w:tblPr>
       <w:tblGrid>
-        <w:gridCol w:w="1188"/>
-        <w:gridCol w:w="3307"/>
-        <w:gridCol w:w="1653"/>
-        <w:gridCol w:w="775"/>
-        <w:gridCol w:w="775"/>
-        <w:gridCol w:w="775"/>
-        <w:gridCol w:w="671"/>
-        <w:gridCol w:w="826"/>
+        <w:gridCol w:w="1182"/>
+        <w:gridCol w:w="3804"/>
+        <w:gridCol w:w="1953"/>
+        <w:gridCol w:w="771"/>
+        <w:gridCol w:w="771"/>
+        <w:gridCol w:w="771"/>
+        <w:gridCol w:w="719"/>
       </w:tblGrid>
       <w:tr>
         <w:trPr>
@@ -9536,7 +9074,7 @@
         </w:trPr>
         <w:tc>
           <w:tcPr>
-            <w:tcW w:type="dxa" w:w="1188"/>
+            <w:tcW w:type="dxa" w:w="1182"/>
             <w:shd w:val="clear" w:color="auto" w:fill="004EA8"/>
             <w:tcMar>
               <w:top w:w="50" w:type="dxa"/>
@@ -9562,7 +9100,7 @@
         </w:tc>
         <w:tc>
           <w:tcPr>
-            <w:tcW w:type="dxa" w:w="3307"/>
+            <w:tcW w:type="dxa" w:w="3804"/>
             <w:shd w:val="clear" w:color="auto" w:fill="004EA8"/>
             <w:tcMar>
               <w:top w:w="50" w:type="dxa"/>
@@ -9588,7 +9126,7 @@
         </w:tc>
         <w:tc>
           <w:tcPr>
-            <w:tcW w:type="dxa" w:w="1653"/>
+            <w:tcW w:type="dxa" w:w="1953"/>
             <w:shd w:val="clear" w:color="auto" w:fill="004EA8"/>
             <w:tcMar>
               <w:top w:w="50" w:type="dxa"/>
@@ -9614,7 +9152,7 @@
         </w:tc>
         <w:tc>
           <w:tcPr>
-            <w:tcW w:type="dxa" w:w="775"/>
+            <w:tcW w:type="dxa" w:w="771"/>
             <w:shd w:val="clear" w:color="auto" w:fill="004EA8"/>
             <w:tcMar>
               <w:top w:w="50" w:type="dxa"/>
@@ -9640,7 +9178,7 @@
         </w:tc>
         <w:tc>
           <w:tcPr>
-            <w:tcW w:type="dxa" w:w="775"/>
+            <w:tcW w:type="dxa" w:w="771"/>
             <w:shd w:val="clear" w:color="auto" w:fill="004EA8"/>
             <w:tcMar>
               <w:top w:w="50" w:type="dxa"/>
@@ -9666,7 +9204,7 @@
         </w:tc>
         <w:tc>
           <w:tcPr>
-            <w:tcW w:type="dxa" w:w="775"/>
+            <w:tcW w:type="dxa" w:w="771"/>
             <w:shd w:val="clear" w:color="auto" w:fill="004EA8"/>
             <w:tcMar>
               <w:top w:w="50" w:type="dxa"/>
@@ -9692,7 +9230,7 @@
         </w:tc>
         <w:tc>
           <w:tcPr>
-            <w:tcW w:type="dxa" w:w="672"/>
+            <w:tcW w:type="dxa" w:w="720"/>
             <w:shd w:val="clear" w:color="auto" w:fill="004EA8"/>
             <w:tcMar>
               <w:top w:w="50" w:type="dxa"/>
@@ -9713,32 +9251,6 @@
                 <w:sz w:val="16"/>
               </w:rPr>
               <w:t>Total</w:t>
-            </w:r>
-          </w:p>
-        </w:tc>
-        <w:tc>
-          <w:tcPr>
-            <w:tcW w:type="dxa" w:w="827"/>
-            <w:shd w:val="clear" w:color="auto" w:fill="004EA8"/>
-            <w:tcMar>
-              <w:top w:w="50" w:type="dxa"/>
-              <w:bottom w:w="50" w:type="dxa"/>
-              <w:left w:w="90" w:type="dxa"/>
-              <w:right w:w="90" w:type="dxa"/>
-            </w:tcMar>
-            <w:vAlign w:val="center"/>
-          </w:tcPr>
-          <w:p>
-            <w:pPr>
-              <w:pStyle w:val="BDOITableHeader"/>
-            </w:pPr>
-            <w:r>
-              <w:rPr>
-                <w:b/>
-                <w:color w:val="FFFFFF"/>
-                <w:sz w:val="16"/>
-              </w:rPr>
-              <w:t>Auto.</w:t>
             </w:r>
           </w:p>
         </w:tc>
@@ -9749,7 +9261,7 @@
         </w:trPr>
         <w:tc>
           <w:tcPr>
-            <w:tcW w:type="dxa" w:w="1188"/>
+            <w:tcW w:type="dxa" w:w="1182"/>
             <w:tcMar>
               <w:top w:w="50" w:type="dxa"/>
               <w:bottom w:w="50" w:type="dxa"/>
@@ -9771,7 +9283,7 @@
         </w:tc>
         <w:tc>
           <w:tcPr>
-            <w:tcW w:type="dxa" w:w="3307"/>
+            <w:tcW w:type="dxa" w:w="3804"/>
             <w:tcMar>
               <w:top w:w="50" w:type="dxa"/>
               <w:bottom w:w="50" w:type="dxa"/>
@@ -9793,7 +9305,7 @@
         </w:tc>
         <w:tc>
           <w:tcPr>
-            <w:tcW w:type="dxa" w:w="1653"/>
+            <w:tcW w:type="dxa" w:w="1953"/>
             <w:tcMar>
               <w:top w:w="50" w:type="dxa"/>
               <w:bottom w:w="50" w:type="dxa"/>
@@ -9815,7 +9327,7 @@
         </w:tc>
         <w:tc>
           <w:tcPr>
-            <w:tcW w:type="dxa" w:w="775"/>
+            <w:tcW w:type="dxa" w:w="771"/>
             <w:tcMar>
               <w:top w:w="50" w:type="dxa"/>
               <w:bottom w:w="50" w:type="dxa"/>
@@ -9837,7 +9349,7 @@
         </w:tc>
         <w:tc>
           <w:tcPr>
-            <w:tcW w:type="dxa" w:w="775"/>
+            <w:tcW w:type="dxa" w:w="771"/>
             <w:tcMar>
               <w:top w:w="50" w:type="dxa"/>
               <w:bottom w:w="50" w:type="dxa"/>
@@ -9859,7 +9371,7 @@
         </w:tc>
         <w:tc>
           <w:tcPr>
-            <w:tcW w:type="dxa" w:w="775"/>
+            <w:tcW w:type="dxa" w:w="771"/>
             <w:tcMar>
               <w:top w:w="50" w:type="dxa"/>
               <w:bottom w:w="50" w:type="dxa"/>
@@ -9881,7 +9393,7 @@
         </w:tc>
         <w:tc>
           <w:tcPr>
-            <w:tcW w:type="dxa" w:w="672"/>
+            <w:tcW w:type="dxa" w:w="720"/>
             <w:tcMar>
               <w:top w:w="50" w:type="dxa"/>
               <w:bottom w:w="50" w:type="dxa"/>
@@ -9898,28 +9410,6 @@
                 <w:sz w:val="16"/>
               </w:rPr>
               <w:t>7</w:t>
-            </w:r>
-          </w:p>
-        </w:tc>
-        <w:tc>
-          <w:tcPr>
-            <w:tcW w:type="dxa" w:w="827"/>
-            <w:tcMar>
-              <w:top w:w="50" w:type="dxa"/>
-              <w:bottom w:w="50" w:type="dxa"/>
-              <w:left w:w="90" w:type="dxa"/>
-              <w:right w:w="90" w:type="dxa"/>
-            </w:tcMar>
-          </w:tcPr>
-          <w:p>
-            <w:pPr>
-              <w:pStyle w:val="BDOITable"/>
-            </w:pPr>
-            <w:r>
-              <w:rPr>
-                <w:sz w:val="16"/>
-              </w:rPr>
-              <w:t>0</w:t>
             </w:r>
           </w:p>
         </w:tc>
@@ -9930,7 +9420,7 @@
         </w:trPr>
         <w:tc>
           <w:tcPr>
-            <w:tcW w:type="dxa" w:w="1188"/>
+            <w:tcW w:type="dxa" w:w="1182"/>
             <w:tcMar>
               <w:top w:w="50" w:type="dxa"/>
               <w:bottom w:w="50" w:type="dxa"/>
@@ -9953,7 +9443,7 @@
         </w:tc>
         <w:tc>
           <w:tcPr>
-            <w:tcW w:type="dxa" w:w="3307"/>
+            <w:tcW w:type="dxa" w:w="3804"/>
             <w:tcMar>
               <w:top w:w="50" w:type="dxa"/>
               <w:bottom w:w="50" w:type="dxa"/>
@@ -9976,7 +9466,7 @@
         </w:tc>
         <w:tc>
           <w:tcPr>
-            <w:tcW w:type="dxa" w:w="1653"/>
+            <w:tcW w:type="dxa" w:w="1953"/>
             <w:tcMar>
               <w:top w:w="50" w:type="dxa"/>
               <w:bottom w:w="50" w:type="dxa"/>
@@ -9999,7 +9489,7 @@
         </w:tc>
         <w:tc>
           <w:tcPr>
-            <w:tcW w:type="dxa" w:w="775"/>
+            <w:tcW w:type="dxa" w:w="771"/>
             <w:tcMar>
               <w:top w:w="50" w:type="dxa"/>
               <w:bottom w:w="50" w:type="dxa"/>
@@ -10022,7 +9512,7 @@
         </w:tc>
         <w:tc>
           <w:tcPr>
-            <w:tcW w:type="dxa" w:w="775"/>
+            <w:tcW w:type="dxa" w:w="771"/>
             <w:tcMar>
               <w:top w:w="50" w:type="dxa"/>
               <w:bottom w:w="50" w:type="dxa"/>
@@ -10045,7 +9535,7 @@
         </w:tc>
         <w:tc>
           <w:tcPr>
-            <w:tcW w:type="dxa" w:w="775"/>
+            <w:tcW w:type="dxa" w:w="771"/>
             <w:tcMar>
               <w:top w:w="50" w:type="dxa"/>
               <w:bottom w:w="50" w:type="dxa"/>
@@ -10068,7 +9558,7 @@
         </w:tc>
         <w:tc>
           <w:tcPr>
-            <w:tcW w:type="dxa" w:w="672"/>
+            <w:tcW w:type="dxa" w:w="720"/>
             <w:tcMar>
               <w:top w:w="50" w:type="dxa"/>
               <w:bottom w:w="50" w:type="dxa"/>
@@ -10086,29 +9576,6 @@
                 <w:sz w:val="16"/>
               </w:rPr>
               <w:t>5</w:t>
-            </w:r>
-          </w:p>
-        </w:tc>
-        <w:tc>
-          <w:tcPr>
-            <w:tcW w:type="dxa" w:w="827"/>
-            <w:tcMar>
-              <w:top w:w="50" w:type="dxa"/>
-              <w:bottom w:w="50" w:type="dxa"/>
-              <w:left w:w="90" w:type="dxa"/>
-              <w:right w:w="90" w:type="dxa"/>
-            </w:tcMar>
-            <w:shd w:val="clear" w:color="auto" w:fill="E5F5FF"/>
-          </w:tcPr>
-          <w:p>
-            <w:pPr>
-              <w:pStyle w:val="BDOITable"/>
-            </w:pPr>
-            <w:r>
-              <w:rPr>
-                <w:sz w:val="16"/>
-              </w:rPr>
-              <w:t>0</w:t>
             </w:r>
           </w:p>
         </w:tc>
@@ -10119,7 +9586,7 @@
         </w:trPr>
         <w:tc>
           <w:tcPr>
-            <w:tcW w:type="dxa" w:w="1188"/>
+            <w:tcW w:type="dxa" w:w="1182"/>
             <w:tcMar>
               <w:top w:w="50" w:type="dxa"/>
               <w:bottom w:w="50" w:type="dxa"/>
@@ -10141,7 +9608,7 @@
         </w:tc>
         <w:tc>
           <w:tcPr>
-            <w:tcW w:type="dxa" w:w="3307"/>
+            <w:tcW w:type="dxa" w:w="3804"/>
             <w:tcMar>
               <w:top w:w="50" w:type="dxa"/>
               <w:bottom w:w="50" w:type="dxa"/>
@@ -10163,7 +9630,7 @@
         </w:tc>
         <w:tc>
           <w:tcPr>
-            <w:tcW w:type="dxa" w:w="1653"/>
+            <w:tcW w:type="dxa" w:w="1953"/>
             <w:tcMar>
               <w:top w:w="50" w:type="dxa"/>
               <w:bottom w:w="50" w:type="dxa"/>
@@ -10185,7 +9652,7 @@
         </w:tc>
         <w:tc>
           <w:tcPr>
-            <w:tcW w:type="dxa" w:w="775"/>
+            <w:tcW w:type="dxa" w:w="771"/>
             <w:tcMar>
               <w:top w:w="50" w:type="dxa"/>
               <w:bottom w:w="50" w:type="dxa"/>
@@ -10207,7 +9674,7 @@
         </w:tc>
         <w:tc>
           <w:tcPr>
-            <w:tcW w:type="dxa" w:w="775"/>
+            <w:tcW w:type="dxa" w:w="771"/>
             <w:tcMar>
               <w:top w:w="50" w:type="dxa"/>
               <w:bottom w:w="50" w:type="dxa"/>
@@ -10229,7 +9696,7 @@
         </w:tc>
         <w:tc>
           <w:tcPr>
-            <w:tcW w:type="dxa" w:w="775"/>
+            <w:tcW w:type="dxa" w:w="771"/>
             <w:tcMar>
               <w:top w:w="50" w:type="dxa"/>
               <w:bottom w:w="50" w:type="dxa"/>
@@ -10251,7 +9718,7 @@
         </w:tc>
         <w:tc>
           <w:tcPr>
-            <w:tcW w:type="dxa" w:w="672"/>
+            <w:tcW w:type="dxa" w:w="720"/>
             <w:tcMar>
               <w:top w:w="50" w:type="dxa"/>
               <w:bottom w:w="50" w:type="dxa"/>
@@ -10268,28 +9735,6 @@
                 <w:sz w:val="16"/>
               </w:rPr>
               <w:t>6</w:t>
-            </w:r>
-          </w:p>
-        </w:tc>
-        <w:tc>
-          <w:tcPr>
-            <w:tcW w:type="dxa" w:w="827"/>
-            <w:tcMar>
-              <w:top w:w="50" w:type="dxa"/>
-              <w:bottom w:w="50" w:type="dxa"/>
-              <w:left w:w="90" w:type="dxa"/>
-              <w:right w:w="90" w:type="dxa"/>
-            </w:tcMar>
-          </w:tcPr>
-          <w:p>
-            <w:pPr>
-              <w:pStyle w:val="BDOITable"/>
-            </w:pPr>
-            <w:r>
-              <w:rPr>
-                <w:sz w:val="16"/>
-              </w:rPr>
-              <w:t>0</w:t>
             </w:r>
           </w:p>
         </w:tc>
@@ -10300,7 +9745,7 @@
         </w:trPr>
         <w:tc>
           <w:tcPr>
-            <w:tcW w:type="dxa" w:w="1188"/>
+            <w:tcW w:type="dxa" w:w="1182"/>
             <w:tcMar>
               <w:top w:w="50" w:type="dxa"/>
               <w:bottom w:w="50" w:type="dxa"/>
@@ -10323,7 +9768,7 @@
         </w:tc>
         <w:tc>
           <w:tcPr>
-            <w:tcW w:type="dxa" w:w="3307"/>
+            <w:tcW w:type="dxa" w:w="3804"/>
             <w:tcMar>
               <w:top w:w="50" w:type="dxa"/>
               <w:bottom w:w="50" w:type="dxa"/>
@@ -10346,7 +9791,7 @@
         </w:tc>
         <w:tc>
           <w:tcPr>
-            <w:tcW w:type="dxa" w:w="1653"/>
+            <w:tcW w:type="dxa" w:w="1953"/>
             <w:tcMar>
               <w:top w:w="50" w:type="dxa"/>
               <w:bottom w:w="50" w:type="dxa"/>
@@ -10369,7 +9814,7 @@
         </w:tc>
         <w:tc>
           <w:tcPr>
-            <w:tcW w:type="dxa" w:w="775"/>
+            <w:tcW w:type="dxa" w:w="771"/>
             <w:tcMar>
               <w:top w:w="50" w:type="dxa"/>
               <w:bottom w:w="50" w:type="dxa"/>
@@ -10392,7 +9837,7 @@
         </w:tc>
         <w:tc>
           <w:tcPr>
-            <w:tcW w:type="dxa" w:w="775"/>
+            <w:tcW w:type="dxa" w:w="771"/>
             <w:tcMar>
               <w:top w:w="50" w:type="dxa"/>
               <w:bottom w:w="50" w:type="dxa"/>
@@ -10415,7 +9860,7 @@
         </w:tc>
         <w:tc>
           <w:tcPr>
-            <w:tcW w:type="dxa" w:w="775"/>
+            <w:tcW w:type="dxa" w:w="771"/>
             <w:tcMar>
               <w:top w:w="50" w:type="dxa"/>
               <w:bottom w:w="50" w:type="dxa"/>
@@ -10438,7 +9883,7 @@
         </w:tc>
         <w:tc>
           <w:tcPr>
-            <w:tcW w:type="dxa" w:w="672"/>
+            <w:tcW w:type="dxa" w:w="720"/>
             <w:tcMar>
               <w:top w:w="50" w:type="dxa"/>
               <w:bottom w:w="50" w:type="dxa"/>
@@ -10456,29 +9901,6 @@
                 <w:sz w:val="16"/>
               </w:rPr>
               <w:t>5</w:t>
-            </w:r>
-          </w:p>
-        </w:tc>
-        <w:tc>
-          <w:tcPr>
-            <w:tcW w:type="dxa" w:w="827"/>
-            <w:tcMar>
-              <w:top w:w="50" w:type="dxa"/>
-              <w:bottom w:w="50" w:type="dxa"/>
-              <w:left w:w="90" w:type="dxa"/>
-              <w:right w:w="90" w:type="dxa"/>
-            </w:tcMar>
-            <w:shd w:val="clear" w:color="auto" w:fill="E5F5FF"/>
-          </w:tcPr>
-          <w:p>
-            <w:pPr>
-              <w:pStyle w:val="BDOITable"/>
-            </w:pPr>
-            <w:r>
-              <w:rPr>
-                <w:sz w:val="16"/>
-              </w:rPr>
-              <w:t>0</w:t>
             </w:r>
           </w:p>
         </w:tc>
@@ -10489,7 +9911,7 @@
         </w:trPr>
         <w:tc>
           <w:tcPr>
-            <w:tcW w:type="dxa" w:w="1188"/>
+            <w:tcW w:type="dxa" w:w="1182"/>
             <w:tcMar>
               <w:top w:w="50" w:type="dxa"/>
               <w:bottom w:w="50" w:type="dxa"/>
@@ -10511,7 +9933,7 @@
         </w:tc>
         <w:tc>
           <w:tcPr>
-            <w:tcW w:type="dxa" w:w="3307"/>
+            <w:tcW w:type="dxa" w:w="3804"/>
             <w:tcMar>
               <w:top w:w="50" w:type="dxa"/>
               <w:bottom w:w="50" w:type="dxa"/>
@@ -10533,7 +9955,7 @@
         </w:tc>
         <w:tc>
           <w:tcPr>
-            <w:tcW w:type="dxa" w:w="1653"/>
+            <w:tcW w:type="dxa" w:w="1953"/>
             <w:tcMar>
               <w:top w:w="50" w:type="dxa"/>
               <w:bottom w:w="50" w:type="dxa"/>
@@ -10555,7 +9977,7 @@
         </w:tc>
         <w:tc>
           <w:tcPr>
-            <w:tcW w:type="dxa" w:w="775"/>
+            <w:tcW w:type="dxa" w:w="771"/>
             <w:tcMar>
               <w:top w:w="50" w:type="dxa"/>
               <w:bottom w:w="50" w:type="dxa"/>
@@ -10577,7 +9999,7 @@
         </w:tc>
         <w:tc>
           <w:tcPr>
-            <w:tcW w:type="dxa" w:w="775"/>
+            <w:tcW w:type="dxa" w:w="771"/>
             <w:tcMar>
               <w:top w:w="50" w:type="dxa"/>
               <w:bottom w:w="50" w:type="dxa"/>
@@ -10599,7 +10021,7 @@
         </w:tc>
         <w:tc>
           <w:tcPr>
-            <w:tcW w:type="dxa" w:w="775"/>
+            <w:tcW w:type="dxa" w:w="771"/>
             <w:tcMar>
               <w:top w:w="50" w:type="dxa"/>
               <w:bottom w:w="50" w:type="dxa"/>
@@ -10621,7 +10043,7 @@
         </w:tc>
         <w:tc>
           <w:tcPr>
-            <w:tcW w:type="dxa" w:w="672"/>
+            <w:tcW w:type="dxa" w:w="720"/>
             <w:tcMar>
               <w:top w:w="50" w:type="dxa"/>
               <w:bottom w:w="50" w:type="dxa"/>
@@ -10638,28 +10060,6 @@
                 <w:sz w:val="16"/>
               </w:rPr>
               <w:t>4</w:t>
-            </w:r>
-          </w:p>
-        </w:tc>
-        <w:tc>
-          <w:tcPr>
-            <w:tcW w:type="dxa" w:w="827"/>
-            <w:tcMar>
-              <w:top w:w="50" w:type="dxa"/>
-              <w:bottom w:w="50" w:type="dxa"/>
-              <w:left w:w="90" w:type="dxa"/>
-              <w:right w:w="90" w:type="dxa"/>
-            </w:tcMar>
-          </w:tcPr>
-          <w:p>
-            <w:pPr>
-              <w:pStyle w:val="BDOITable"/>
-            </w:pPr>
-            <w:r>
-              <w:rPr>
-                <w:sz w:val="16"/>
-              </w:rPr>
-              <w:t>0</w:t>
             </w:r>
           </w:p>
         </w:tc>
@@ -10670,7 +10070,7 @@
         </w:trPr>
         <w:tc>
           <w:tcPr>
-            <w:tcW w:type="dxa" w:w="1188"/>
+            <w:tcW w:type="dxa" w:w="1182"/>
             <w:tcMar>
               <w:top w:w="50" w:type="dxa"/>
               <w:bottom w:w="50" w:type="dxa"/>
@@ -10693,7 +10093,7 @@
         </w:tc>
         <w:tc>
           <w:tcPr>
-            <w:tcW w:type="dxa" w:w="3307"/>
+            <w:tcW w:type="dxa" w:w="3804"/>
             <w:tcMar>
               <w:top w:w="50" w:type="dxa"/>
               <w:bottom w:w="50" w:type="dxa"/>
@@ -10716,7 +10116,7 @@
         </w:tc>
         <w:tc>
           <w:tcPr>
-            <w:tcW w:type="dxa" w:w="1653"/>
+            <w:tcW w:type="dxa" w:w="1953"/>
             <w:tcMar>
               <w:top w:w="50" w:type="dxa"/>
               <w:bottom w:w="50" w:type="dxa"/>
@@ -10739,7 +10139,7 @@
         </w:tc>
         <w:tc>
           <w:tcPr>
-            <w:tcW w:type="dxa" w:w="775"/>
+            <w:tcW w:type="dxa" w:w="771"/>
             <w:tcMar>
               <w:top w:w="50" w:type="dxa"/>
               <w:bottom w:w="50" w:type="dxa"/>
@@ -10762,7 +10162,7 @@
         </w:tc>
         <w:tc>
           <w:tcPr>
-            <w:tcW w:type="dxa" w:w="775"/>
+            <w:tcW w:type="dxa" w:w="771"/>
             <w:tcMar>
               <w:top w:w="50" w:type="dxa"/>
               <w:bottom w:w="50" w:type="dxa"/>
@@ -10785,7 +10185,7 @@
         </w:tc>
         <w:tc>
           <w:tcPr>
-            <w:tcW w:type="dxa" w:w="775"/>
+            <w:tcW w:type="dxa" w:w="771"/>
             <w:tcMar>
               <w:top w:w="50" w:type="dxa"/>
               <w:bottom w:w="50" w:type="dxa"/>
@@ -10808,7 +10208,7 @@
         </w:tc>
         <w:tc>
           <w:tcPr>
-            <w:tcW w:type="dxa" w:w="672"/>
+            <w:tcW w:type="dxa" w:w="720"/>
             <w:tcMar>
               <w:top w:w="50" w:type="dxa"/>
               <w:bottom w:w="50" w:type="dxa"/>
@@ -10826,29 +10226,6 @@
                 <w:sz w:val="16"/>
               </w:rPr>
               <w:t>4</w:t>
-            </w:r>
-          </w:p>
-        </w:tc>
-        <w:tc>
-          <w:tcPr>
-            <w:tcW w:type="dxa" w:w="827"/>
-            <w:tcMar>
-              <w:top w:w="50" w:type="dxa"/>
-              <w:bottom w:w="50" w:type="dxa"/>
-              <w:left w:w="90" w:type="dxa"/>
-              <w:right w:w="90" w:type="dxa"/>
-            </w:tcMar>
-            <w:shd w:val="clear" w:color="auto" w:fill="E5F5FF"/>
-          </w:tcPr>
-          <w:p>
-            <w:pPr>
-              <w:pStyle w:val="BDOITable"/>
-            </w:pPr>
-            <w:r>
-              <w:rPr>
-                <w:sz w:val="16"/>
-              </w:rPr>
-              <w:t>0</w:t>
             </w:r>
           </w:p>
         </w:tc>
@@ -10859,7 +10236,7 @@
         </w:trPr>
         <w:tc>
           <w:tcPr>
-            <w:tcW w:type="dxa" w:w="1188"/>
+            <w:tcW w:type="dxa" w:w="1182"/>
             <w:tcMar>
               <w:top w:w="50" w:type="dxa"/>
               <w:bottom w:w="50" w:type="dxa"/>
@@ -10881,7 +10258,7 @@
         </w:tc>
         <w:tc>
           <w:tcPr>
-            <w:tcW w:type="dxa" w:w="3307"/>
+            <w:tcW w:type="dxa" w:w="3804"/>
             <w:tcMar>
               <w:top w:w="50" w:type="dxa"/>
               <w:bottom w:w="50" w:type="dxa"/>
@@ -10903,7 +10280,7 @@
         </w:tc>
         <w:tc>
           <w:tcPr>
-            <w:tcW w:type="dxa" w:w="1653"/>
+            <w:tcW w:type="dxa" w:w="1953"/>
             <w:tcMar>
               <w:top w:w="50" w:type="dxa"/>
               <w:bottom w:w="50" w:type="dxa"/>
@@ -10925,7 +10302,7 @@
         </w:tc>
         <w:tc>
           <w:tcPr>
-            <w:tcW w:type="dxa" w:w="775"/>
+            <w:tcW w:type="dxa" w:w="771"/>
             <w:tcMar>
               <w:top w:w="50" w:type="dxa"/>
               <w:bottom w:w="50" w:type="dxa"/>
@@ -10947,7 +10324,7 @@
         </w:tc>
         <w:tc>
           <w:tcPr>
-            <w:tcW w:type="dxa" w:w="775"/>
+            <w:tcW w:type="dxa" w:w="771"/>
             <w:tcMar>
               <w:top w:w="50" w:type="dxa"/>
               <w:bottom w:w="50" w:type="dxa"/>
@@ -10969,7 +10346,7 @@
         </w:tc>
         <w:tc>
           <w:tcPr>
-            <w:tcW w:type="dxa" w:w="775"/>
+            <w:tcW w:type="dxa" w:w="771"/>
             <w:tcMar>
               <w:top w:w="50" w:type="dxa"/>
               <w:bottom w:w="50" w:type="dxa"/>
@@ -10991,7 +10368,7 @@
         </w:tc>
         <w:tc>
           <w:tcPr>
-            <w:tcW w:type="dxa" w:w="672"/>
+            <w:tcW w:type="dxa" w:w="720"/>
             <w:tcMar>
               <w:top w:w="50" w:type="dxa"/>
               <w:bottom w:w="50" w:type="dxa"/>
@@ -11008,28 +10385,6 @@
                 <w:sz w:val="16"/>
               </w:rPr>
               <w:t>4</w:t>
-            </w:r>
-          </w:p>
-        </w:tc>
-        <w:tc>
-          <w:tcPr>
-            <w:tcW w:type="dxa" w:w="827"/>
-            <w:tcMar>
-              <w:top w:w="50" w:type="dxa"/>
-              <w:bottom w:w="50" w:type="dxa"/>
-              <w:left w:w="90" w:type="dxa"/>
-              <w:right w:w="90" w:type="dxa"/>
-            </w:tcMar>
-          </w:tcPr>
-          <w:p>
-            <w:pPr>
-              <w:pStyle w:val="BDOITable"/>
-            </w:pPr>
-            <w:r>
-              <w:rPr>
-                <w:sz w:val="16"/>
-              </w:rPr>
-              <w:t>0</w:t>
             </w:r>
           </w:p>
         </w:tc>
@@ -11040,7 +10395,7 @@
         </w:trPr>
         <w:tc>
           <w:tcPr>
-            <w:tcW w:type="dxa" w:w="1188"/>
+            <w:tcW w:type="dxa" w:w="1182"/>
             <w:tcMar>
               <w:top w:w="50" w:type="dxa"/>
               <w:bottom w:w="50" w:type="dxa"/>
@@ -11063,7 +10418,7 @@
         </w:tc>
         <w:tc>
           <w:tcPr>
-            <w:tcW w:type="dxa" w:w="3307"/>
+            <w:tcW w:type="dxa" w:w="3804"/>
             <w:tcMar>
               <w:top w:w="50" w:type="dxa"/>
               <w:bottom w:w="50" w:type="dxa"/>
@@ -11086,7 +10441,7 @@
         </w:tc>
         <w:tc>
           <w:tcPr>
-            <w:tcW w:type="dxa" w:w="1653"/>
+            <w:tcW w:type="dxa" w:w="1953"/>
             <w:tcMar>
               <w:top w:w="50" w:type="dxa"/>
               <w:bottom w:w="50" w:type="dxa"/>
@@ -11109,7 +10464,7 @@
         </w:tc>
         <w:tc>
           <w:tcPr>
-            <w:tcW w:type="dxa" w:w="775"/>
+            <w:tcW w:type="dxa" w:w="771"/>
             <w:tcMar>
               <w:top w:w="50" w:type="dxa"/>
               <w:bottom w:w="50" w:type="dxa"/>
@@ -11132,7 +10487,7 @@
         </w:tc>
         <w:tc>
           <w:tcPr>
-            <w:tcW w:type="dxa" w:w="775"/>
+            <w:tcW w:type="dxa" w:w="771"/>
             <w:tcMar>
               <w:top w:w="50" w:type="dxa"/>
               <w:bottom w:w="50" w:type="dxa"/>
@@ -11155,7 +10510,7 @@
         </w:tc>
         <w:tc>
           <w:tcPr>
-            <w:tcW w:type="dxa" w:w="775"/>
+            <w:tcW w:type="dxa" w:w="771"/>
             <w:tcMar>
               <w:top w:w="50" w:type="dxa"/>
               <w:bottom w:w="50" w:type="dxa"/>
@@ -11178,7 +10533,7 @@
         </w:tc>
         <w:tc>
           <w:tcPr>
-            <w:tcW w:type="dxa" w:w="672"/>
+            <w:tcW w:type="dxa" w:w="720"/>
             <w:tcMar>
               <w:top w:w="50" w:type="dxa"/>
               <w:bottom w:w="50" w:type="dxa"/>
@@ -11196,29 +10551,6 @@
                 <w:sz w:val="16"/>
               </w:rPr>
               <w:t>7</w:t>
-            </w:r>
-          </w:p>
-        </w:tc>
-        <w:tc>
-          <w:tcPr>
-            <w:tcW w:type="dxa" w:w="827"/>
-            <w:tcMar>
-              <w:top w:w="50" w:type="dxa"/>
-              <w:bottom w:w="50" w:type="dxa"/>
-              <w:left w:w="90" w:type="dxa"/>
-              <w:right w:w="90" w:type="dxa"/>
-            </w:tcMar>
-            <w:shd w:val="clear" w:color="auto" w:fill="E5F5FF"/>
-          </w:tcPr>
-          <w:p>
-            <w:pPr>
-              <w:pStyle w:val="BDOITable"/>
-            </w:pPr>
-            <w:r>
-              <w:rPr>
-                <w:sz w:val="16"/>
-              </w:rPr>
-              <w:t>0</w:t>
             </w:r>
           </w:p>
         </w:tc>
@@ -11229,7 +10561,7 @@
         </w:trPr>
         <w:tc>
           <w:tcPr>
-            <w:tcW w:type="dxa" w:w="1188"/>
+            <w:tcW w:type="dxa" w:w="1182"/>
             <w:tcMar>
               <w:top w:w="50" w:type="dxa"/>
               <w:bottom w:w="50" w:type="dxa"/>
@@ -11251,7 +10583,7 @@
         </w:tc>
         <w:tc>
           <w:tcPr>
-            <w:tcW w:type="dxa" w:w="3307"/>
+            <w:tcW w:type="dxa" w:w="3804"/>
             <w:tcMar>
               <w:top w:w="50" w:type="dxa"/>
               <w:bottom w:w="50" w:type="dxa"/>
@@ -11273,7 +10605,7 @@
         </w:tc>
         <w:tc>
           <w:tcPr>
-            <w:tcW w:type="dxa" w:w="1653"/>
+            <w:tcW w:type="dxa" w:w="1953"/>
             <w:tcMar>
               <w:top w:w="50" w:type="dxa"/>
               <w:bottom w:w="50" w:type="dxa"/>
@@ -11295,7 +10627,7 @@
         </w:tc>
         <w:tc>
           <w:tcPr>
-            <w:tcW w:type="dxa" w:w="775"/>
+            <w:tcW w:type="dxa" w:w="771"/>
             <w:tcMar>
               <w:top w:w="50" w:type="dxa"/>
               <w:bottom w:w="50" w:type="dxa"/>
@@ -11317,7 +10649,7 @@
         </w:tc>
         <w:tc>
           <w:tcPr>
-            <w:tcW w:type="dxa" w:w="775"/>
+            <w:tcW w:type="dxa" w:w="771"/>
             <w:tcMar>
               <w:top w:w="50" w:type="dxa"/>
               <w:bottom w:w="50" w:type="dxa"/>
@@ -11339,7 +10671,7 @@
         </w:tc>
         <w:tc>
           <w:tcPr>
-            <w:tcW w:type="dxa" w:w="775"/>
+            <w:tcW w:type="dxa" w:w="771"/>
             <w:tcMar>
               <w:top w:w="50" w:type="dxa"/>
               <w:bottom w:w="50" w:type="dxa"/>
@@ -11361,7 +10693,7 @@
         </w:tc>
         <w:tc>
           <w:tcPr>
-            <w:tcW w:type="dxa" w:w="672"/>
+            <w:tcW w:type="dxa" w:w="720"/>
             <w:tcMar>
               <w:top w:w="50" w:type="dxa"/>
               <w:bottom w:w="50" w:type="dxa"/>
@@ -11378,28 +10710,6 @@
                 <w:sz w:val="16"/>
               </w:rPr>
               <w:t>4</w:t>
-            </w:r>
-          </w:p>
-        </w:tc>
-        <w:tc>
-          <w:tcPr>
-            <w:tcW w:type="dxa" w:w="827"/>
-            <w:tcMar>
-              <w:top w:w="50" w:type="dxa"/>
-              <w:bottom w:w="50" w:type="dxa"/>
-              <w:left w:w="90" w:type="dxa"/>
-              <w:right w:w="90" w:type="dxa"/>
-            </w:tcMar>
-          </w:tcPr>
-          <w:p>
-            <w:pPr>
-              <w:pStyle w:val="BDOITable"/>
-            </w:pPr>
-            <w:r>
-              <w:rPr>
-                <w:sz w:val="16"/>
-              </w:rPr>
-              <w:t>0</w:t>
             </w:r>
           </w:p>
         </w:tc>
@@ -11410,7 +10720,7 @@
         </w:trPr>
         <w:tc>
           <w:tcPr>
-            <w:tcW w:type="dxa" w:w="1188"/>
+            <w:tcW w:type="dxa" w:w="1182"/>
             <w:tcMar>
               <w:top w:w="50" w:type="dxa"/>
               <w:bottom w:w="50" w:type="dxa"/>
@@ -11433,7 +10743,7 @@
         </w:tc>
         <w:tc>
           <w:tcPr>
-            <w:tcW w:type="dxa" w:w="3307"/>
+            <w:tcW w:type="dxa" w:w="3804"/>
             <w:tcMar>
               <w:top w:w="50" w:type="dxa"/>
               <w:bottom w:w="50" w:type="dxa"/>
@@ -11456,7 +10766,7 @@
         </w:tc>
         <w:tc>
           <w:tcPr>
-            <w:tcW w:type="dxa" w:w="1653"/>
+            <w:tcW w:type="dxa" w:w="1953"/>
             <w:tcMar>
               <w:top w:w="50" w:type="dxa"/>
               <w:bottom w:w="50" w:type="dxa"/>
@@ -11479,7 +10789,7 @@
         </w:tc>
         <w:tc>
           <w:tcPr>
-            <w:tcW w:type="dxa" w:w="775"/>
+            <w:tcW w:type="dxa" w:w="771"/>
             <w:tcMar>
               <w:top w:w="50" w:type="dxa"/>
               <w:bottom w:w="50" w:type="dxa"/>
@@ -11502,7 +10812,7 @@
         </w:tc>
         <w:tc>
           <w:tcPr>
-            <w:tcW w:type="dxa" w:w="775"/>
+            <w:tcW w:type="dxa" w:w="771"/>
             <w:tcMar>
               <w:top w:w="50" w:type="dxa"/>
               <w:bottom w:w="50" w:type="dxa"/>
@@ -11525,7 +10835,7 @@
         </w:tc>
         <w:tc>
           <w:tcPr>
-            <w:tcW w:type="dxa" w:w="775"/>
+            <w:tcW w:type="dxa" w:w="771"/>
             <w:tcMar>
               <w:top w:w="50" w:type="dxa"/>
               <w:bottom w:w="50" w:type="dxa"/>
@@ -11548,7 +10858,7 @@
         </w:tc>
         <w:tc>
           <w:tcPr>
-            <w:tcW w:type="dxa" w:w="672"/>
+            <w:tcW w:type="dxa" w:w="720"/>
             <w:tcMar>
               <w:top w:w="50" w:type="dxa"/>
               <w:bottom w:w="50" w:type="dxa"/>
@@ -11566,29 +10876,6 @@
                 <w:sz w:val="16"/>
               </w:rPr>
               <w:t>3</w:t>
-            </w:r>
-          </w:p>
-        </w:tc>
-        <w:tc>
-          <w:tcPr>
-            <w:tcW w:type="dxa" w:w="827"/>
-            <w:tcMar>
-              <w:top w:w="50" w:type="dxa"/>
-              <w:bottom w:w="50" w:type="dxa"/>
-              <w:left w:w="90" w:type="dxa"/>
-              <w:right w:w="90" w:type="dxa"/>
-            </w:tcMar>
-            <w:shd w:val="clear" w:color="auto" w:fill="E5F5FF"/>
-          </w:tcPr>
-          <w:p>
-            <w:pPr>
-              <w:pStyle w:val="BDOITable"/>
-            </w:pPr>
-            <w:r>
-              <w:rPr>
-                <w:sz w:val="16"/>
-              </w:rPr>
-              <w:t>0</w:t>
             </w:r>
           </w:p>
         </w:tc>
@@ -11599,7 +10886,7 @@
         </w:trPr>
         <w:tc>
           <w:tcPr>
-            <w:tcW w:type="dxa" w:w="1188"/>
+            <w:tcW w:type="dxa" w:w="1182"/>
             <w:tcMar>
               <w:top w:w="50" w:type="dxa"/>
               <w:bottom w:w="50" w:type="dxa"/>
@@ -11621,7 +10908,7 @@
         </w:tc>
         <w:tc>
           <w:tcPr>
-            <w:tcW w:type="dxa" w:w="3307"/>
+            <w:tcW w:type="dxa" w:w="3804"/>
             <w:tcMar>
               <w:top w:w="50" w:type="dxa"/>
               <w:bottom w:w="50" w:type="dxa"/>
@@ -11643,7 +10930,7 @@
         </w:tc>
         <w:tc>
           <w:tcPr>
-            <w:tcW w:type="dxa" w:w="1653"/>
+            <w:tcW w:type="dxa" w:w="1953"/>
             <w:tcMar>
               <w:top w:w="50" w:type="dxa"/>
               <w:bottom w:w="50" w:type="dxa"/>
@@ -11665,7 +10952,7 @@
         </w:tc>
         <w:tc>
           <w:tcPr>
-            <w:tcW w:type="dxa" w:w="775"/>
+            <w:tcW w:type="dxa" w:w="771"/>
             <w:tcMar>
               <w:top w:w="50" w:type="dxa"/>
               <w:bottom w:w="50" w:type="dxa"/>
@@ -11687,7 +10974,7 @@
         </w:tc>
         <w:tc>
           <w:tcPr>
-            <w:tcW w:type="dxa" w:w="775"/>
+            <w:tcW w:type="dxa" w:w="771"/>
             <w:tcMar>
               <w:top w:w="50" w:type="dxa"/>
               <w:bottom w:w="50" w:type="dxa"/>
@@ -11709,7 +10996,7 @@
         </w:tc>
         <w:tc>
           <w:tcPr>
-            <w:tcW w:type="dxa" w:w="775"/>
+            <w:tcW w:type="dxa" w:w="771"/>
             <w:tcMar>
               <w:top w:w="50" w:type="dxa"/>
               <w:bottom w:w="50" w:type="dxa"/>
@@ -11731,7 +11018,7 @@
         </w:tc>
         <w:tc>
           <w:tcPr>
-            <w:tcW w:type="dxa" w:w="672"/>
+            <w:tcW w:type="dxa" w:w="720"/>
             <w:tcMar>
               <w:top w:w="50" w:type="dxa"/>
               <w:bottom w:w="50" w:type="dxa"/>
@@ -11748,28 +11035,6 @@
                 <w:sz w:val="16"/>
               </w:rPr>
               <w:t>2</w:t>
-            </w:r>
-          </w:p>
-        </w:tc>
-        <w:tc>
-          <w:tcPr>
-            <w:tcW w:type="dxa" w:w="827"/>
-            <w:tcMar>
-              <w:top w:w="50" w:type="dxa"/>
-              <w:bottom w:w="50" w:type="dxa"/>
-              <w:left w:w="90" w:type="dxa"/>
-              <w:right w:w="90" w:type="dxa"/>
-            </w:tcMar>
-          </w:tcPr>
-          <w:p>
-            <w:pPr>
-              <w:pStyle w:val="BDOITable"/>
-            </w:pPr>
-            <w:r>
-              <w:rPr>
-                <w:sz w:val="16"/>
-              </w:rPr>
-              <w:t>0</w:t>
             </w:r>
           </w:p>
         </w:tc>
@@ -11780,7 +11045,7 @@
         </w:trPr>
         <w:tc>
           <w:tcPr>
-            <w:tcW w:type="dxa" w:w="1188"/>
+            <w:tcW w:type="dxa" w:w="1182"/>
             <w:tcMar>
               <w:top w:w="50" w:type="dxa"/>
               <w:bottom w:w="50" w:type="dxa"/>
@@ -11803,7 +11068,7 @@
         </w:tc>
         <w:tc>
           <w:tcPr>
-            <w:tcW w:type="dxa" w:w="3307"/>
+            <w:tcW w:type="dxa" w:w="3804"/>
             <w:tcMar>
               <w:top w:w="50" w:type="dxa"/>
               <w:bottom w:w="50" w:type="dxa"/>
@@ -11826,7 +11091,7 @@
         </w:tc>
         <w:tc>
           <w:tcPr>
-            <w:tcW w:type="dxa" w:w="1653"/>
+            <w:tcW w:type="dxa" w:w="1953"/>
             <w:tcMar>
               <w:top w:w="50" w:type="dxa"/>
               <w:bottom w:w="50" w:type="dxa"/>
@@ -11849,7 +11114,7 @@
         </w:tc>
         <w:tc>
           <w:tcPr>
-            <w:tcW w:type="dxa" w:w="775"/>
+            <w:tcW w:type="dxa" w:w="771"/>
             <w:tcMar>
               <w:top w:w="50" w:type="dxa"/>
               <w:bottom w:w="50" w:type="dxa"/>
@@ -11872,7 +11137,7 @@
         </w:tc>
         <w:tc>
           <w:tcPr>
-            <w:tcW w:type="dxa" w:w="775"/>
+            <w:tcW w:type="dxa" w:w="771"/>
             <w:tcMar>
               <w:top w:w="50" w:type="dxa"/>
               <w:bottom w:w="50" w:type="dxa"/>
@@ -11895,7 +11160,7 @@
         </w:tc>
         <w:tc>
           <w:tcPr>
-            <w:tcW w:type="dxa" w:w="775"/>
+            <w:tcW w:type="dxa" w:w="771"/>
             <w:tcMar>
               <w:top w:w="50" w:type="dxa"/>
               <w:bottom w:w="50" w:type="dxa"/>
@@ -11918,7 +11183,7 @@
         </w:tc>
         <w:tc>
           <w:tcPr>
-            <w:tcW w:type="dxa" w:w="672"/>
+            <w:tcW w:type="dxa" w:w="720"/>
             <w:tcMar>
               <w:top w:w="50" w:type="dxa"/>
               <w:bottom w:w="50" w:type="dxa"/>
@@ -11936,29 +11201,6 @@
                 <w:sz w:val="16"/>
               </w:rPr>
               <w:t>4</w:t>
-            </w:r>
-          </w:p>
-        </w:tc>
-        <w:tc>
-          <w:tcPr>
-            <w:tcW w:type="dxa" w:w="827"/>
-            <w:tcMar>
-              <w:top w:w="50" w:type="dxa"/>
-              <w:bottom w:w="50" w:type="dxa"/>
-              <w:left w:w="90" w:type="dxa"/>
-              <w:right w:w="90" w:type="dxa"/>
-            </w:tcMar>
-            <w:shd w:val="clear" w:color="auto" w:fill="E5F5FF"/>
-          </w:tcPr>
-          <w:p>
-            <w:pPr>
-              <w:pStyle w:val="BDOITable"/>
-            </w:pPr>
-            <w:r>
-              <w:rPr>
-                <w:sz w:val="16"/>
-              </w:rPr>
-              <w:t>0</w:t>
             </w:r>
           </w:p>
         </w:tc>
@@ -11969,7 +11211,7 @@
         </w:trPr>
         <w:tc>
           <w:tcPr>
-            <w:tcW w:type="dxa" w:w="1188"/>
+            <w:tcW w:type="dxa" w:w="1182"/>
             <w:tcMar>
               <w:top w:w="50" w:type="dxa"/>
               <w:bottom w:w="50" w:type="dxa"/>
@@ -11991,7 +11233,7 @@
         </w:tc>
         <w:tc>
           <w:tcPr>
-            <w:tcW w:type="dxa" w:w="3307"/>
+            <w:tcW w:type="dxa" w:w="3804"/>
             <w:tcMar>
               <w:top w:w="50" w:type="dxa"/>
               <w:bottom w:w="50" w:type="dxa"/>
@@ -12013,7 +11255,7 @@
         </w:tc>
         <w:tc>
           <w:tcPr>
-            <w:tcW w:type="dxa" w:w="1653"/>
+            <w:tcW w:type="dxa" w:w="1953"/>
             <w:tcMar>
               <w:top w:w="50" w:type="dxa"/>
               <w:bottom w:w="50" w:type="dxa"/>
@@ -12035,7 +11277,7 @@
         </w:tc>
         <w:tc>
           <w:tcPr>
-            <w:tcW w:type="dxa" w:w="775"/>
+            <w:tcW w:type="dxa" w:w="771"/>
             <w:tcMar>
               <w:top w:w="50" w:type="dxa"/>
               <w:bottom w:w="50" w:type="dxa"/>
@@ -12057,7 +11299,7 @@
         </w:tc>
         <w:tc>
           <w:tcPr>
-            <w:tcW w:type="dxa" w:w="775"/>
+            <w:tcW w:type="dxa" w:w="771"/>
             <w:tcMar>
               <w:top w:w="50" w:type="dxa"/>
               <w:bottom w:w="50" w:type="dxa"/>
@@ -12079,7 +11321,7 @@
         </w:tc>
         <w:tc>
           <w:tcPr>
-            <w:tcW w:type="dxa" w:w="775"/>
+            <w:tcW w:type="dxa" w:w="771"/>
             <w:tcMar>
               <w:top w:w="50" w:type="dxa"/>
               <w:bottom w:w="50" w:type="dxa"/>
@@ -12101,7 +11343,7 @@
         </w:tc>
         <w:tc>
           <w:tcPr>
-            <w:tcW w:type="dxa" w:w="672"/>
+            <w:tcW w:type="dxa" w:w="720"/>
             <w:tcMar>
               <w:top w:w="50" w:type="dxa"/>
               <w:bottom w:w="50" w:type="dxa"/>
@@ -12118,28 +11360,6 @@
                 <w:sz w:val="16"/>
               </w:rPr>
               <w:t>3</w:t>
-            </w:r>
-          </w:p>
-        </w:tc>
-        <w:tc>
-          <w:tcPr>
-            <w:tcW w:type="dxa" w:w="827"/>
-            <w:tcMar>
-              <w:top w:w="50" w:type="dxa"/>
-              <w:bottom w:w="50" w:type="dxa"/>
-              <w:left w:w="90" w:type="dxa"/>
-              <w:right w:w="90" w:type="dxa"/>
-            </w:tcMar>
-          </w:tcPr>
-          <w:p>
-            <w:pPr>
-              <w:pStyle w:val="BDOITable"/>
-            </w:pPr>
-            <w:r>
-              <w:rPr>
-                <w:sz w:val="16"/>
-              </w:rPr>
-              <w:t>0</w:t>
             </w:r>
           </w:p>
         </w:tc>
@@ -12150,7 +11370,7 @@
         </w:trPr>
         <w:tc>
           <w:tcPr>
-            <w:tcW w:type="dxa" w:w="1188"/>
+            <w:tcW w:type="dxa" w:w="1182"/>
             <w:tcMar>
               <w:top w:w="50" w:type="dxa"/>
               <w:bottom w:w="50" w:type="dxa"/>
@@ -12173,7 +11393,7 @@
         </w:tc>
         <w:tc>
           <w:tcPr>
-            <w:tcW w:type="dxa" w:w="3307"/>
+            <w:tcW w:type="dxa" w:w="3804"/>
             <w:tcMar>
               <w:top w:w="50" w:type="dxa"/>
               <w:bottom w:w="50" w:type="dxa"/>
@@ -12196,7 +11416,7 @@
         </w:tc>
         <w:tc>
           <w:tcPr>
-            <w:tcW w:type="dxa" w:w="1653"/>
+            <w:tcW w:type="dxa" w:w="1953"/>
             <w:tcMar>
               <w:top w:w="50" w:type="dxa"/>
               <w:bottom w:w="50" w:type="dxa"/>
@@ -12219,7 +11439,7 @@
         </w:tc>
         <w:tc>
           <w:tcPr>
-            <w:tcW w:type="dxa" w:w="775"/>
+            <w:tcW w:type="dxa" w:w="771"/>
             <w:tcMar>
               <w:top w:w="50" w:type="dxa"/>
               <w:bottom w:w="50" w:type="dxa"/>
@@ -12242,7 +11462,7 @@
         </w:tc>
         <w:tc>
           <w:tcPr>
-            <w:tcW w:type="dxa" w:w="775"/>
+            <w:tcW w:type="dxa" w:w="771"/>
             <w:tcMar>
               <w:top w:w="50" w:type="dxa"/>
               <w:bottom w:w="50" w:type="dxa"/>
@@ -12265,7 +11485,7 @@
         </w:tc>
         <w:tc>
           <w:tcPr>
-            <w:tcW w:type="dxa" w:w="775"/>
+            <w:tcW w:type="dxa" w:w="771"/>
             <w:tcMar>
               <w:top w:w="50" w:type="dxa"/>
               <w:bottom w:w="50" w:type="dxa"/>
@@ -12288,7 +11508,7 @@
         </w:tc>
         <w:tc>
           <w:tcPr>
-            <w:tcW w:type="dxa" w:w="672"/>
+            <w:tcW w:type="dxa" w:w="720"/>
             <w:tcMar>
               <w:top w:w="50" w:type="dxa"/>
               <w:bottom w:w="50" w:type="dxa"/>
@@ -12306,29 +11526,6 @@
                 <w:sz w:val="16"/>
               </w:rPr>
               <w:t>4</w:t>
-            </w:r>
-          </w:p>
-        </w:tc>
-        <w:tc>
-          <w:tcPr>
-            <w:tcW w:type="dxa" w:w="827"/>
-            <w:tcMar>
-              <w:top w:w="50" w:type="dxa"/>
-              <w:bottom w:w="50" w:type="dxa"/>
-              <w:left w:w="90" w:type="dxa"/>
-              <w:right w:w="90" w:type="dxa"/>
-            </w:tcMar>
-            <w:shd w:val="clear" w:color="auto" w:fill="E5F5FF"/>
-          </w:tcPr>
-          <w:p>
-            <w:pPr>
-              <w:pStyle w:val="BDOITable"/>
-            </w:pPr>
-            <w:r>
-              <w:rPr>
-                <w:sz w:val="16"/>
-              </w:rPr>
-              <w:t>0</w:t>
             </w:r>
           </w:p>
         </w:tc>
@@ -12339,7 +11536,7 @@
         </w:trPr>
         <w:tc>
           <w:tcPr>
-            <w:tcW w:type="dxa" w:w="1188"/>
+            <w:tcW w:type="dxa" w:w="1182"/>
             <w:tcMar>
               <w:top w:w="50" w:type="dxa"/>
               <w:bottom w:w="50" w:type="dxa"/>
@@ -12361,7 +11558,7 @@
         </w:tc>
         <w:tc>
           <w:tcPr>
-            <w:tcW w:type="dxa" w:w="3307"/>
+            <w:tcW w:type="dxa" w:w="3804"/>
             <w:tcMar>
               <w:top w:w="50" w:type="dxa"/>
               <w:bottom w:w="50" w:type="dxa"/>
@@ -12383,7 +11580,7 @@
         </w:tc>
         <w:tc>
           <w:tcPr>
-            <w:tcW w:type="dxa" w:w="1653"/>
+            <w:tcW w:type="dxa" w:w="1953"/>
             <w:tcMar>
               <w:top w:w="50" w:type="dxa"/>
               <w:bottom w:w="50" w:type="dxa"/>
@@ -12405,7 +11602,7 @@
         </w:tc>
         <w:tc>
           <w:tcPr>
-            <w:tcW w:type="dxa" w:w="775"/>
+            <w:tcW w:type="dxa" w:w="771"/>
             <w:tcMar>
               <w:top w:w="50" w:type="dxa"/>
               <w:bottom w:w="50" w:type="dxa"/>
@@ -12427,7 +11624,7 @@
         </w:tc>
         <w:tc>
           <w:tcPr>
-            <w:tcW w:type="dxa" w:w="775"/>
+            <w:tcW w:type="dxa" w:w="771"/>
             <w:tcMar>
               <w:top w:w="50" w:type="dxa"/>
               <w:bottom w:w="50" w:type="dxa"/>
@@ -12449,7 +11646,7 @@
         </w:tc>
         <w:tc>
           <w:tcPr>
-            <w:tcW w:type="dxa" w:w="775"/>
+            <w:tcW w:type="dxa" w:w="771"/>
             <w:tcMar>
               <w:top w:w="50" w:type="dxa"/>
               <w:bottom w:w="50" w:type="dxa"/>
@@ -12471,7 +11668,7 @@
         </w:tc>
         <w:tc>
           <w:tcPr>
-            <w:tcW w:type="dxa" w:w="672"/>
+            <w:tcW w:type="dxa" w:w="720"/>
             <w:tcMar>
               <w:top w:w="50" w:type="dxa"/>
               <w:bottom w:w="50" w:type="dxa"/>
@@ -12488,28 +11685,6 @@
                 <w:sz w:val="16"/>
               </w:rPr>
               <w:t>2</w:t>
-            </w:r>
-          </w:p>
-        </w:tc>
-        <w:tc>
-          <w:tcPr>
-            <w:tcW w:type="dxa" w:w="827"/>
-            <w:tcMar>
-              <w:top w:w="50" w:type="dxa"/>
-              <w:bottom w:w="50" w:type="dxa"/>
-              <w:left w:w="90" w:type="dxa"/>
-              <w:right w:w="90" w:type="dxa"/>
-            </w:tcMar>
-          </w:tcPr>
-          <w:p>
-            <w:pPr>
-              <w:pStyle w:val="BDOITable"/>
-            </w:pPr>
-            <w:r>
-              <w:rPr>
-                <w:sz w:val="16"/>
-              </w:rPr>
-              <w:t>0</w:t>
             </w:r>
           </w:p>
         </w:tc>
@@ -12520,7 +11695,7 @@
         </w:trPr>
         <w:tc>
           <w:tcPr>
-            <w:tcW w:type="dxa" w:w="1188"/>
+            <w:tcW w:type="dxa" w:w="1182"/>
             <w:tcMar>
               <w:top w:w="50" w:type="dxa"/>
               <w:bottom w:w="50" w:type="dxa"/>
@@ -12543,7 +11718,7 @@
         </w:tc>
         <w:tc>
           <w:tcPr>
-            <w:tcW w:type="dxa" w:w="3307"/>
+            <w:tcW w:type="dxa" w:w="3804"/>
             <w:tcMar>
               <w:top w:w="50" w:type="dxa"/>
               <w:bottom w:w="50" w:type="dxa"/>
@@ -12566,7 +11741,7 @@
         </w:tc>
         <w:tc>
           <w:tcPr>
-            <w:tcW w:type="dxa" w:w="1653"/>
+            <w:tcW w:type="dxa" w:w="1953"/>
             <w:tcMar>
               <w:top w:w="50" w:type="dxa"/>
               <w:bottom w:w="50" w:type="dxa"/>
@@ -12589,7 +11764,7 @@
         </w:tc>
         <w:tc>
           <w:tcPr>
-            <w:tcW w:type="dxa" w:w="775"/>
+            <w:tcW w:type="dxa" w:w="771"/>
             <w:tcMar>
               <w:top w:w="50" w:type="dxa"/>
               <w:bottom w:w="50" w:type="dxa"/>
@@ -12612,7 +11787,7 @@
         </w:tc>
         <w:tc>
           <w:tcPr>
-            <w:tcW w:type="dxa" w:w="775"/>
+            <w:tcW w:type="dxa" w:w="771"/>
             <w:tcMar>
               <w:top w:w="50" w:type="dxa"/>
               <w:bottom w:w="50" w:type="dxa"/>
@@ -12635,7 +11810,7 @@
         </w:tc>
         <w:tc>
           <w:tcPr>
-            <w:tcW w:type="dxa" w:w="775"/>
+            <w:tcW w:type="dxa" w:w="771"/>
             <w:tcMar>
               <w:top w:w="50" w:type="dxa"/>
               <w:bottom w:w="50" w:type="dxa"/>
@@ -12658,7 +11833,7 @@
         </w:tc>
         <w:tc>
           <w:tcPr>
-            <w:tcW w:type="dxa" w:w="672"/>
+            <w:tcW w:type="dxa" w:w="720"/>
             <w:tcMar>
               <w:top w:w="50" w:type="dxa"/>
               <w:bottom w:w="50" w:type="dxa"/>
@@ -12676,29 +11851,6 @@
                 <w:sz w:val="16"/>
               </w:rPr>
               <w:t>5</w:t>
-            </w:r>
-          </w:p>
-        </w:tc>
-        <w:tc>
-          <w:tcPr>
-            <w:tcW w:type="dxa" w:w="827"/>
-            <w:tcMar>
-              <w:top w:w="50" w:type="dxa"/>
-              <w:bottom w:w="50" w:type="dxa"/>
-              <w:left w:w="90" w:type="dxa"/>
-              <w:right w:w="90" w:type="dxa"/>
-            </w:tcMar>
-            <w:shd w:val="clear" w:color="auto" w:fill="E5F5FF"/>
-          </w:tcPr>
-          <w:p>
-            <w:pPr>
-              <w:pStyle w:val="BDOITable"/>
-            </w:pPr>
-            <w:r>
-              <w:rPr>
-                <w:sz w:val="16"/>
-              </w:rPr>
-              <w:t>0</w:t>
             </w:r>
           </w:p>
         </w:tc>
@@ -12709,7 +11861,7 @@
         </w:trPr>
         <w:tc>
           <w:tcPr>
-            <w:tcW w:type="dxa" w:w="1188"/>
+            <w:tcW w:type="dxa" w:w="1182"/>
             <w:tcMar>
               <w:top w:w="50" w:type="dxa"/>
               <w:bottom w:w="50" w:type="dxa"/>
@@ -12731,7 +11883,7 @@
         </w:tc>
         <w:tc>
           <w:tcPr>
-            <w:tcW w:type="dxa" w:w="3307"/>
+            <w:tcW w:type="dxa" w:w="3804"/>
             <w:tcMar>
               <w:top w:w="50" w:type="dxa"/>
               <w:bottom w:w="50" w:type="dxa"/>
@@ -12753,7 +11905,7 @@
         </w:tc>
         <w:tc>
           <w:tcPr>
-            <w:tcW w:type="dxa" w:w="1653"/>
+            <w:tcW w:type="dxa" w:w="1953"/>
             <w:tcMar>
               <w:top w:w="50" w:type="dxa"/>
               <w:bottom w:w="50" w:type="dxa"/>
@@ -12775,7 +11927,7 @@
         </w:tc>
         <w:tc>
           <w:tcPr>
-            <w:tcW w:type="dxa" w:w="775"/>
+            <w:tcW w:type="dxa" w:w="771"/>
             <w:tcMar>
               <w:top w:w="50" w:type="dxa"/>
               <w:bottom w:w="50" w:type="dxa"/>
@@ -12797,7 +11949,7 @@
         </w:tc>
         <w:tc>
           <w:tcPr>
-            <w:tcW w:type="dxa" w:w="775"/>
+            <w:tcW w:type="dxa" w:w="771"/>
             <w:tcMar>
               <w:top w:w="50" w:type="dxa"/>
               <w:bottom w:w="50" w:type="dxa"/>
@@ -12819,7 +11971,7 @@
         </w:tc>
         <w:tc>
           <w:tcPr>
-            <w:tcW w:type="dxa" w:w="775"/>
+            <w:tcW w:type="dxa" w:w="771"/>
             <w:tcMar>
               <w:top w:w="50" w:type="dxa"/>
               <w:bottom w:w="50" w:type="dxa"/>
@@ -12841,7 +11993,7 @@
         </w:tc>
         <w:tc>
           <w:tcPr>
-            <w:tcW w:type="dxa" w:w="672"/>
+            <w:tcW w:type="dxa" w:w="720"/>
             <w:tcMar>
               <w:top w:w="50" w:type="dxa"/>
               <w:bottom w:w="50" w:type="dxa"/>
@@ -12858,28 +12010,6 @@
                 <w:sz w:val="16"/>
               </w:rPr>
               <w:t>5</w:t>
-            </w:r>
-          </w:p>
-        </w:tc>
-        <w:tc>
-          <w:tcPr>
-            <w:tcW w:type="dxa" w:w="827"/>
-            <w:tcMar>
-              <w:top w:w="50" w:type="dxa"/>
-              <w:bottom w:w="50" w:type="dxa"/>
-              <w:left w:w="90" w:type="dxa"/>
-              <w:right w:w="90" w:type="dxa"/>
-            </w:tcMar>
-          </w:tcPr>
-          <w:p>
-            <w:pPr>
-              <w:pStyle w:val="BDOITable"/>
-            </w:pPr>
-            <w:r>
-              <w:rPr>
-                <w:sz w:val="16"/>
-              </w:rPr>
-              <w:t>0</w:t>
             </w:r>
           </w:p>
         </w:tc>
@@ -12890,7 +12020,7 @@
         </w:trPr>
         <w:tc>
           <w:tcPr>
-            <w:tcW w:type="dxa" w:w="1188"/>
+            <w:tcW w:type="dxa" w:w="1182"/>
             <w:tcMar>
               <w:top w:w="50" w:type="dxa"/>
               <w:bottom w:w="50" w:type="dxa"/>
@@ -12913,7 +12043,7 @@
         </w:tc>
         <w:tc>
           <w:tcPr>
-            <w:tcW w:type="dxa" w:w="3307"/>
+            <w:tcW w:type="dxa" w:w="3804"/>
             <w:tcMar>
               <w:top w:w="50" w:type="dxa"/>
               <w:bottom w:w="50" w:type="dxa"/>
@@ -12936,7 +12066,7 @@
         </w:tc>
         <w:tc>
           <w:tcPr>
-            <w:tcW w:type="dxa" w:w="1653"/>
+            <w:tcW w:type="dxa" w:w="1953"/>
             <w:tcMar>
               <w:top w:w="50" w:type="dxa"/>
               <w:bottom w:w="50" w:type="dxa"/>
@@ -12959,7 +12089,7 @@
         </w:tc>
         <w:tc>
           <w:tcPr>
-            <w:tcW w:type="dxa" w:w="775"/>
+            <w:tcW w:type="dxa" w:w="771"/>
             <w:tcMar>
               <w:top w:w="50" w:type="dxa"/>
               <w:bottom w:w="50" w:type="dxa"/>
@@ -12982,7 +12112,7 @@
         </w:tc>
         <w:tc>
           <w:tcPr>
-            <w:tcW w:type="dxa" w:w="775"/>
+            <w:tcW w:type="dxa" w:w="771"/>
             <w:tcMar>
               <w:top w:w="50" w:type="dxa"/>
               <w:bottom w:w="50" w:type="dxa"/>
@@ -13005,7 +12135,7 @@
         </w:tc>
         <w:tc>
           <w:tcPr>
-            <w:tcW w:type="dxa" w:w="775"/>
+            <w:tcW w:type="dxa" w:w="771"/>
             <w:tcMar>
               <w:top w:w="50" w:type="dxa"/>
               <w:bottom w:w="50" w:type="dxa"/>
@@ -13028,7 +12158,7 @@
         </w:tc>
         <w:tc>
           <w:tcPr>
-            <w:tcW w:type="dxa" w:w="672"/>
+            <w:tcW w:type="dxa" w:w="720"/>
             <w:tcMar>
               <w:top w:w="50" w:type="dxa"/>
               <w:bottom w:w="50" w:type="dxa"/>
@@ -13046,29 +12176,6 @@
                 <w:sz w:val="16"/>
               </w:rPr>
               <w:t>2</w:t>
-            </w:r>
-          </w:p>
-        </w:tc>
-        <w:tc>
-          <w:tcPr>
-            <w:tcW w:type="dxa" w:w="827"/>
-            <w:tcMar>
-              <w:top w:w="50" w:type="dxa"/>
-              <w:bottom w:w="50" w:type="dxa"/>
-              <w:left w:w="90" w:type="dxa"/>
-              <w:right w:w="90" w:type="dxa"/>
-            </w:tcMar>
-            <w:shd w:val="clear" w:color="auto" w:fill="E5F5FF"/>
-          </w:tcPr>
-          <w:p>
-            <w:pPr>
-              <w:pStyle w:val="BDOITable"/>
-            </w:pPr>
-            <w:r>
-              <w:rPr>
-                <w:sz w:val="16"/>
-              </w:rPr>
-              <w:t>0</w:t>
             </w:r>
           </w:p>
         </w:tc>
@@ -13079,7 +12186,7 @@
         </w:trPr>
         <w:tc>
           <w:tcPr>
-            <w:tcW w:type="dxa" w:w="1188"/>
+            <w:tcW w:type="dxa" w:w="1182"/>
             <w:tcMar>
               <w:top w:w="50" w:type="dxa"/>
               <w:bottom w:w="50" w:type="dxa"/>
@@ -13101,7 +12208,7 @@
         </w:tc>
         <w:tc>
           <w:tcPr>
-            <w:tcW w:type="dxa" w:w="3307"/>
+            <w:tcW w:type="dxa" w:w="3804"/>
             <w:tcMar>
               <w:top w:w="50" w:type="dxa"/>
               <w:bottom w:w="50" w:type="dxa"/>
@@ -13123,7 +12230,7 @@
         </w:tc>
         <w:tc>
           <w:tcPr>
-            <w:tcW w:type="dxa" w:w="1653"/>
+            <w:tcW w:type="dxa" w:w="1953"/>
             <w:tcMar>
               <w:top w:w="50" w:type="dxa"/>
               <w:bottom w:w="50" w:type="dxa"/>
@@ -13145,7 +12252,7 @@
         </w:tc>
         <w:tc>
           <w:tcPr>
-            <w:tcW w:type="dxa" w:w="775"/>
+            <w:tcW w:type="dxa" w:w="771"/>
             <w:tcMar>
               <w:top w:w="50" w:type="dxa"/>
               <w:bottom w:w="50" w:type="dxa"/>
@@ -13167,7 +12274,7 @@
         </w:tc>
         <w:tc>
           <w:tcPr>
-            <w:tcW w:type="dxa" w:w="775"/>
+            <w:tcW w:type="dxa" w:w="771"/>
             <w:tcMar>
               <w:top w:w="50" w:type="dxa"/>
               <w:bottom w:w="50" w:type="dxa"/>
@@ -13189,7 +12296,7 @@
         </w:tc>
         <w:tc>
           <w:tcPr>
-            <w:tcW w:type="dxa" w:w="775"/>
+            <w:tcW w:type="dxa" w:w="771"/>
             <w:tcMar>
               <w:top w:w="50" w:type="dxa"/>
               <w:bottom w:w="50" w:type="dxa"/>
@@ -13211,7 +12318,7 @@
         </w:tc>
         <w:tc>
           <w:tcPr>
-            <w:tcW w:type="dxa" w:w="672"/>
+            <w:tcW w:type="dxa" w:w="720"/>
             <w:tcMar>
               <w:top w:w="50" w:type="dxa"/>
               <w:bottom w:w="50" w:type="dxa"/>
@@ -13228,28 +12335,6 @@
                 <w:sz w:val="16"/>
               </w:rPr>
               <w:t>3</w:t>
-            </w:r>
-          </w:p>
-        </w:tc>
-        <w:tc>
-          <w:tcPr>
-            <w:tcW w:type="dxa" w:w="827"/>
-            <w:tcMar>
-              <w:top w:w="50" w:type="dxa"/>
-              <w:bottom w:w="50" w:type="dxa"/>
-              <w:left w:w="90" w:type="dxa"/>
-              <w:right w:w="90" w:type="dxa"/>
-            </w:tcMar>
-          </w:tcPr>
-          <w:p>
-            <w:pPr>
-              <w:pStyle w:val="BDOITable"/>
-            </w:pPr>
-            <w:r>
-              <w:rPr>
-                <w:sz w:val="16"/>
-              </w:rPr>
-              <w:t>0</w:t>
             </w:r>
           </w:p>
         </w:tc>
@@ -13260,7 +12345,7 @@
         </w:trPr>
         <w:tc>
           <w:tcPr>
-            <w:tcW w:type="dxa" w:w="1188"/>
+            <w:tcW w:type="dxa" w:w="1182"/>
             <w:tcMar>
               <w:top w:w="50" w:type="dxa"/>
               <w:bottom w:w="50" w:type="dxa"/>
@@ -13283,7 +12368,7 @@
         </w:tc>
         <w:tc>
           <w:tcPr>
-            <w:tcW w:type="dxa" w:w="3307"/>
+            <w:tcW w:type="dxa" w:w="3804"/>
             <w:tcMar>
               <w:top w:w="50" w:type="dxa"/>
               <w:bottom w:w="50" w:type="dxa"/>
@@ -13306,7 +12391,7 @@
         </w:tc>
         <w:tc>
           <w:tcPr>
-            <w:tcW w:type="dxa" w:w="1653"/>
+            <w:tcW w:type="dxa" w:w="1953"/>
             <w:tcMar>
               <w:top w:w="50" w:type="dxa"/>
               <w:bottom w:w="50" w:type="dxa"/>
@@ -13329,7 +12414,7 @@
         </w:tc>
         <w:tc>
           <w:tcPr>
-            <w:tcW w:type="dxa" w:w="775"/>
+            <w:tcW w:type="dxa" w:w="771"/>
             <w:tcMar>
               <w:top w:w="50" w:type="dxa"/>
               <w:bottom w:w="50" w:type="dxa"/>
@@ -13352,7 +12437,7 @@
         </w:tc>
         <w:tc>
           <w:tcPr>
-            <w:tcW w:type="dxa" w:w="775"/>
+            <w:tcW w:type="dxa" w:w="771"/>
             <w:tcMar>
               <w:top w:w="50" w:type="dxa"/>
               <w:bottom w:w="50" w:type="dxa"/>
@@ -13375,7 +12460,7 @@
         </w:tc>
         <w:tc>
           <w:tcPr>
-            <w:tcW w:type="dxa" w:w="775"/>
+            <w:tcW w:type="dxa" w:w="771"/>
             <w:tcMar>
               <w:top w:w="50" w:type="dxa"/>
               <w:bottom w:w="50" w:type="dxa"/>
@@ -13398,7 +12483,7 @@
         </w:tc>
         <w:tc>
           <w:tcPr>
-            <w:tcW w:type="dxa" w:w="672"/>
+            <w:tcW w:type="dxa" w:w="720"/>
             <w:tcMar>
               <w:top w:w="50" w:type="dxa"/>
               <w:bottom w:w="50" w:type="dxa"/>
@@ -13416,29 +12501,6 @@
                 <w:sz w:val="16"/>
               </w:rPr>
               <w:t>3</w:t>
-            </w:r>
-          </w:p>
-        </w:tc>
-        <w:tc>
-          <w:tcPr>
-            <w:tcW w:type="dxa" w:w="827"/>
-            <w:tcMar>
-              <w:top w:w="50" w:type="dxa"/>
-              <w:bottom w:w="50" w:type="dxa"/>
-              <w:left w:w="90" w:type="dxa"/>
-              <w:right w:w="90" w:type="dxa"/>
-            </w:tcMar>
-            <w:shd w:val="clear" w:color="auto" w:fill="E5F5FF"/>
-          </w:tcPr>
-          <w:p>
-            <w:pPr>
-              <w:pStyle w:val="BDOITable"/>
-            </w:pPr>
-            <w:r>
-              <w:rPr>
-                <w:sz w:val="16"/>
-              </w:rPr>
-              <w:t>0</w:t>
             </w:r>
           </w:p>
         </w:tc>
@@ -13449,7 +12511,7 @@
         </w:trPr>
         <w:tc>
           <w:tcPr>
-            <w:tcW w:type="dxa" w:w="1188"/>
+            <w:tcW w:type="dxa" w:w="1182"/>
             <w:tcMar>
               <w:top w:w="50" w:type="dxa"/>
               <w:bottom w:w="50" w:type="dxa"/>
@@ -13471,7 +12533,7 @@
         </w:tc>
         <w:tc>
           <w:tcPr>
-            <w:tcW w:type="dxa" w:w="3307"/>
+            <w:tcW w:type="dxa" w:w="3804"/>
             <w:tcMar>
               <w:top w:w="50" w:type="dxa"/>
               <w:bottom w:w="50" w:type="dxa"/>
@@ -13493,7 +12555,7 @@
         </w:tc>
         <w:tc>
           <w:tcPr>
-            <w:tcW w:type="dxa" w:w="1653"/>
+            <w:tcW w:type="dxa" w:w="1953"/>
             <w:tcMar>
               <w:top w:w="50" w:type="dxa"/>
               <w:bottom w:w="50" w:type="dxa"/>
@@ -13515,7 +12577,7 @@
         </w:tc>
         <w:tc>
           <w:tcPr>
-            <w:tcW w:type="dxa" w:w="775"/>
+            <w:tcW w:type="dxa" w:w="771"/>
             <w:tcMar>
               <w:top w:w="50" w:type="dxa"/>
               <w:bottom w:w="50" w:type="dxa"/>
@@ -13537,7 +12599,7 @@
         </w:tc>
         <w:tc>
           <w:tcPr>
-            <w:tcW w:type="dxa" w:w="775"/>
+            <w:tcW w:type="dxa" w:w="771"/>
             <w:tcMar>
               <w:top w:w="50" w:type="dxa"/>
               <w:bottom w:w="50" w:type="dxa"/>
@@ -13559,7 +12621,7 @@
         </w:tc>
         <w:tc>
           <w:tcPr>
-            <w:tcW w:type="dxa" w:w="775"/>
+            <w:tcW w:type="dxa" w:w="771"/>
             <w:tcMar>
               <w:top w:w="50" w:type="dxa"/>
               <w:bottom w:w="50" w:type="dxa"/>
@@ -13581,7 +12643,7 @@
         </w:tc>
         <w:tc>
           <w:tcPr>
-            <w:tcW w:type="dxa" w:w="672"/>
+            <w:tcW w:type="dxa" w:w="720"/>
             <w:tcMar>
               <w:top w:w="50" w:type="dxa"/>
               <w:bottom w:w="50" w:type="dxa"/>
@@ -13598,28 +12660,6 @@
                 <w:sz w:val="16"/>
               </w:rPr>
               <w:t>2</w:t>
-            </w:r>
-          </w:p>
-        </w:tc>
-        <w:tc>
-          <w:tcPr>
-            <w:tcW w:type="dxa" w:w="827"/>
-            <w:tcMar>
-              <w:top w:w="50" w:type="dxa"/>
-              <w:bottom w:w="50" w:type="dxa"/>
-              <w:left w:w="90" w:type="dxa"/>
-              <w:right w:w="90" w:type="dxa"/>
-            </w:tcMar>
-          </w:tcPr>
-          <w:p>
-            <w:pPr>
-              <w:pStyle w:val="BDOITable"/>
-            </w:pPr>
-            <w:r>
-              <w:rPr>
-                <w:sz w:val="16"/>
-              </w:rPr>
-              <w:t>0</w:t>
             </w:r>
           </w:p>
         </w:tc>
@@ -13630,7 +12670,7 @@
         </w:trPr>
         <w:tc>
           <w:tcPr>
-            <w:tcW w:type="dxa" w:w="1188"/>
+            <w:tcW w:type="dxa" w:w="1182"/>
             <w:tcMar>
               <w:top w:w="50" w:type="dxa"/>
               <w:bottom w:w="50" w:type="dxa"/>
@@ -13653,7 +12693,7 @@
         </w:tc>
         <w:tc>
           <w:tcPr>
-            <w:tcW w:type="dxa" w:w="3307"/>
+            <w:tcW w:type="dxa" w:w="3804"/>
             <w:tcMar>
               <w:top w:w="50" w:type="dxa"/>
               <w:bottom w:w="50" w:type="dxa"/>
@@ -13676,7 +12716,7 @@
         </w:tc>
         <w:tc>
           <w:tcPr>
-            <w:tcW w:type="dxa" w:w="1653"/>
+            <w:tcW w:type="dxa" w:w="1953"/>
             <w:tcMar>
               <w:top w:w="50" w:type="dxa"/>
               <w:bottom w:w="50" w:type="dxa"/>
@@ -13699,7 +12739,7 @@
         </w:tc>
         <w:tc>
           <w:tcPr>
-            <w:tcW w:type="dxa" w:w="775"/>
+            <w:tcW w:type="dxa" w:w="771"/>
             <w:tcMar>
               <w:top w:w="50" w:type="dxa"/>
               <w:bottom w:w="50" w:type="dxa"/>
@@ -13722,7 +12762,7 @@
         </w:tc>
         <w:tc>
           <w:tcPr>
-            <w:tcW w:type="dxa" w:w="775"/>
+            <w:tcW w:type="dxa" w:w="771"/>
             <w:tcMar>
               <w:top w:w="50" w:type="dxa"/>
               <w:bottom w:w="50" w:type="dxa"/>
@@ -13745,7 +12785,7 @@
         </w:tc>
         <w:tc>
           <w:tcPr>
-            <w:tcW w:type="dxa" w:w="775"/>
+            <w:tcW w:type="dxa" w:w="771"/>
             <w:tcMar>
               <w:top w:w="50" w:type="dxa"/>
               <w:bottom w:w="50" w:type="dxa"/>
@@ -13768,7 +12808,7 @@
         </w:tc>
         <w:tc>
           <w:tcPr>
-            <w:tcW w:type="dxa" w:w="672"/>
+            <w:tcW w:type="dxa" w:w="720"/>
             <w:tcMar>
               <w:top w:w="50" w:type="dxa"/>
               <w:bottom w:w="50" w:type="dxa"/>
@@ -13786,29 +12826,6 @@
                 <w:sz w:val="16"/>
               </w:rPr>
               <w:t>7</w:t>
-            </w:r>
-          </w:p>
-        </w:tc>
-        <w:tc>
-          <w:tcPr>
-            <w:tcW w:type="dxa" w:w="827"/>
-            <w:tcMar>
-              <w:top w:w="50" w:type="dxa"/>
-              <w:bottom w:w="50" w:type="dxa"/>
-              <w:left w:w="90" w:type="dxa"/>
-              <w:right w:w="90" w:type="dxa"/>
-            </w:tcMar>
-            <w:shd w:val="clear" w:color="auto" w:fill="E5F5FF"/>
-          </w:tcPr>
-          <w:p>
-            <w:pPr>
-              <w:pStyle w:val="BDOITable"/>
-            </w:pPr>
-            <w:r>
-              <w:rPr>
-                <w:sz w:val="16"/>
-              </w:rPr>
-              <w:t>0</w:t>
             </w:r>
           </w:p>
         </w:tc>
@@ -13819,7 +12836,7 @@
         </w:trPr>
         <w:tc>
           <w:tcPr>
-            <w:tcW w:type="dxa" w:w="1188"/>
+            <w:tcW w:type="dxa" w:w="1182"/>
             <w:tcMar>
               <w:top w:w="50" w:type="dxa"/>
               <w:bottom w:w="50" w:type="dxa"/>
@@ -13841,7 +12858,7 @@
         </w:tc>
         <w:tc>
           <w:tcPr>
-            <w:tcW w:type="dxa" w:w="3307"/>
+            <w:tcW w:type="dxa" w:w="3804"/>
             <w:tcMar>
               <w:top w:w="50" w:type="dxa"/>
               <w:bottom w:w="50" w:type="dxa"/>
@@ -13863,7 +12880,7 @@
         </w:tc>
         <w:tc>
           <w:tcPr>
-            <w:tcW w:type="dxa" w:w="1653"/>
+            <w:tcW w:type="dxa" w:w="1953"/>
             <w:tcMar>
               <w:top w:w="50" w:type="dxa"/>
               <w:bottom w:w="50" w:type="dxa"/>
@@ -13885,7 +12902,7 @@
         </w:tc>
         <w:tc>
           <w:tcPr>
-            <w:tcW w:type="dxa" w:w="775"/>
+            <w:tcW w:type="dxa" w:w="771"/>
             <w:tcMar>
               <w:top w:w="50" w:type="dxa"/>
               <w:bottom w:w="50" w:type="dxa"/>
@@ -13907,7 +12924,7 @@
         </w:tc>
         <w:tc>
           <w:tcPr>
-            <w:tcW w:type="dxa" w:w="775"/>
+            <w:tcW w:type="dxa" w:w="771"/>
             <w:tcMar>
               <w:top w:w="50" w:type="dxa"/>
               <w:bottom w:w="50" w:type="dxa"/>
@@ -13929,7 +12946,7 @@
         </w:tc>
         <w:tc>
           <w:tcPr>
-            <w:tcW w:type="dxa" w:w="775"/>
+            <w:tcW w:type="dxa" w:w="771"/>
             <w:tcMar>
               <w:top w:w="50" w:type="dxa"/>
               <w:bottom w:w="50" w:type="dxa"/>
@@ -13951,7 +12968,7 @@
         </w:tc>
         <w:tc>
           <w:tcPr>
-            <w:tcW w:type="dxa" w:w="672"/>
+            <w:tcW w:type="dxa" w:w="720"/>
             <w:tcMar>
               <w:top w:w="50" w:type="dxa"/>
               <w:bottom w:w="50" w:type="dxa"/>
@@ -13968,28 +12985,6 @@
                 <w:sz w:val="16"/>
               </w:rPr>
               <w:t>3</w:t>
-            </w:r>
-          </w:p>
-        </w:tc>
-        <w:tc>
-          <w:tcPr>
-            <w:tcW w:type="dxa" w:w="827"/>
-            <w:tcMar>
-              <w:top w:w="50" w:type="dxa"/>
-              <w:bottom w:w="50" w:type="dxa"/>
-              <w:left w:w="90" w:type="dxa"/>
-              <w:right w:w="90" w:type="dxa"/>
-            </w:tcMar>
-          </w:tcPr>
-          <w:p>
-            <w:pPr>
-              <w:pStyle w:val="BDOITable"/>
-            </w:pPr>
-            <w:r>
-              <w:rPr>
-                <w:sz w:val="16"/>
-              </w:rPr>
-              <w:t>0</w:t>
             </w:r>
           </w:p>
         </w:tc>
@@ -14000,7 +12995,7 @@
         </w:trPr>
         <w:tc>
           <w:tcPr>
-            <w:tcW w:type="dxa" w:w="1188"/>
+            <w:tcW w:type="dxa" w:w="1182"/>
             <w:tcMar>
               <w:top w:w="50" w:type="dxa"/>
               <w:bottom w:w="50" w:type="dxa"/>
@@ -14023,7 +13018,7 @@
         </w:tc>
         <w:tc>
           <w:tcPr>
-            <w:tcW w:type="dxa" w:w="3307"/>
+            <w:tcW w:type="dxa" w:w="3804"/>
             <w:tcMar>
               <w:top w:w="50" w:type="dxa"/>
               <w:bottom w:w="50" w:type="dxa"/>
@@ -14046,7 +13041,7 @@
         </w:tc>
         <w:tc>
           <w:tcPr>
-            <w:tcW w:type="dxa" w:w="1653"/>
+            <w:tcW w:type="dxa" w:w="1953"/>
             <w:tcMar>
               <w:top w:w="50" w:type="dxa"/>
               <w:bottom w:w="50" w:type="dxa"/>
@@ -14069,7 +13064,7 @@
         </w:tc>
         <w:tc>
           <w:tcPr>
-            <w:tcW w:type="dxa" w:w="775"/>
+            <w:tcW w:type="dxa" w:w="771"/>
             <w:tcMar>
               <w:top w:w="50" w:type="dxa"/>
               <w:bottom w:w="50" w:type="dxa"/>
@@ -14092,7 +13087,7 @@
         </w:tc>
         <w:tc>
           <w:tcPr>
-            <w:tcW w:type="dxa" w:w="775"/>
+            <w:tcW w:type="dxa" w:w="771"/>
             <w:tcMar>
               <w:top w:w="50" w:type="dxa"/>
               <w:bottom w:w="50" w:type="dxa"/>
@@ -14115,7 +13110,7 @@
         </w:tc>
         <w:tc>
           <w:tcPr>
-            <w:tcW w:type="dxa" w:w="775"/>
+            <w:tcW w:type="dxa" w:w="771"/>
             <w:tcMar>
               <w:top w:w="50" w:type="dxa"/>
               <w:bottom w:w="50" w:type="dxa"/>
@@ -14138,7 +13133,7 @@
         </w:tc>
         <w:tc>
           <w:tcPr>
-            <w:tcW w:type="dxa" w:w="672"/>
+            <w:tcW w:type="dxa" w:w="720"/>
             <w:tcMar>
               <w:top w:w="50" w:type="dxa"/>
               <w:bottom w:w="50" w:type="dxa"/>
@@ -14156,29 +13151,6 @@
                 <w:sz w:val="16"/>
               </w:rPr>
               <w:t>5</w:t>
-            </w:r>
-          </w:p>
-        </w:tc>
-        <w:tc>
-          <w:tcPr>
-            <w:tcW w:type="dxa" w:w="827"/>
-            <w:tcMar>
-              <w:top w:w="50" w:type="dxa"/>
-              <w:bottom w:w="50" w:type="dxa"/>
-              <w:left w:w="90" w:type="dxa"/>
-              <w:right w:w="90" w:type="dxa"/>
-            </w:tcMar>
-            <w:shd w:val="clear" w:color="auto" w:fill="E5F5FF"/>
-          </w:tcPr>
-          <w:p>
-            <w:pPr>
-              <w:pStyle w:val="BDOITable"/>
-            </w:pPr>
-            <w:r>
-              <w:rPr>
-                <w:sz w:val="16"/>
-              </w:rPr>
-              <w:t>0</w:t>
             </w:r>
           </w:p>
         </w:tc>
@@ -14189,7 +13161,7 @@
         </w:trPr>
         <w:tc>
           <w:tcPr>
-            <w:tcW w:type="dxa" w:w="1188"/>
+            <w:tcW w:type="dxa" w:w="1182"/>
             <w:tcMar>
               <w:top w:w="50" w:type="dxa"/>
               <w:bottom w:w="50" w:type="dxa"/>
@@ -14211,7 +13183,7 @@
         </w:tc>
         <w:tc>
           <w:tcPr>
-            <w:tcW w:type="dxa" w:w="3307"/>
+            <w:tcW w:type="dxa" w:w="3804"/>
             <w:tcMar>
               <w:top w:w="50" w:type="dxa"/>
               <w:bottom w:w="50" w:type="dxa"/>
@@ -14233,7 +13205,7 @@
         </w:tc>
         <w:tc>
           <w:tcPr>
-            <w:tcW w:type="dxa" w:w="1653"/>
+            <w:tcW w:type="dxa" w:w="1953"/>
             <w:tcMar>
               <w:top w:w="50" w:type="dxa"/>
               <w:bottom w:w="50" w:type="dxa"/>
@@ -14255,7 +13227,7 @@
         </w:tc>
         <w:tc>
           <w:tcPr>
-            <w:tcW w:type="dxa" w:w="775"/>
+            <w:tcW w:type="dxa" w:w="771"/>
             <w:tcMar>
               <w:top w:w="50" w:type="dxa"/>
               <w:bottom w:w="50" w:type="dxa"/>
@@ -14277,7 +13249,7 @@
         </w:tc>
         <w:tc>
           <w:tcPr>
-            <w:tcW w:type="dxa" w:w="775"/>
+            <w:tcW w:type="dxa" w:w="771"/>
             <w:tcMar>
               <w:top w:w="50" w:type="dxa"/>
               <w:bottom w:w="50" w:type="dxa"/>
@@ -14299,7 +13271,7 @@
         </w:tc>
         <w:tc>
           <w:tcPr>
-            <w:tcW w:type="dxa" w:w="775"/>
+            <w:tcW w:type="dxa" w:w="771"/>
             <w:tcMar>
               <w:top w:w="50" w:type="dxa"/>
               <w:bottom w:w="50" w:type="dxa"/>
@@ -14321,7 +13293,7 @@
         </w:tc>
         <w:tc>
           <w:tcPr>
-            <w:tcW w:type="dxa" w:w="672"/>
+            <w:tcW w:type="dxa" w:w="720"/>
             <w:tcMar>
               <w:top w:w="50" w:type="dxa"/>
               <w:bottom w:w="50" w:type="dxa"/>
@@ -14338,28 +13310,6 @@
                 <w:sz w:val="16"/>
               </w:rPr>
               <w:t>5</w:t>
-            </w:r>
-          </w:p>
-        </w:tc>
-        <w:tc>
-          <w:tcPr>
-            <w:tcW w:type="dxa" w:w="827"/>
-            <w:tcMar>
-              <w:top w:w="50" w:type="dxa"/>
-              <w:bottom w:w="50" w:type="dxa"/>
-              <w:left w:w="90" w:type="dxa"/>
-              <w:right w:w="90" w:type="dxa"/>
-            </w:tcMar>
-          </w:tcPr>
-          <w:p>
-            <w:pPr>
-              <w:pStyle w:val="BDOITable"/>
-            </w:pPr>
-            <w:r>
-              <w:rPr>
-                <w:sz w:val="16"/>
-              </w:rPr>
-              <w:t>0</w:t>
             </w:r>
           </w:p>
         </w:tc>
@@ -14370,7 +13320,7 @@
         </w:trPr>
         <w:tc>
           <w:tcPr>
-            <w:tcW w:type="dxa" w:w="1188"/>
+            <w:tcW w:type="dxa" w:w="1182"/>
             <w:tcMar>
               <w:top w:w="50" w:type="dxa"/>
               <w:bottom w:w="50" w:type="dxa"/>
@@ -14393,7 +13343,7 @@
         </w:tc>
         <w:tc>
           <w:tcPr>
-            <w:tcW w:type="dxa" w:w="3307"/>
+            <w:tcW w:type="dxa" w:w="3804"/>
             <w:tcMar>
               <w:top w:w="50" w:type="dxa"/>
               <w:bottom w:w="50" w:type="dxa"/>
@@ -14416,7 +13366,7 @@
         </w:tc>
         <w:tc>
           <w:tcPr>
-            <w:tcW w:type="dxa" w:w="1653"/>
+            <w:tcW w:type="dxa" w:w="1953"/>
             <w:tcMar>
               <w:top w:w="50" w:type="dxa"/>
               <w:bottom w:w="50" w:type="dxa"/>
@@ -14439,7 +13389,7 @@
         </w:tc>
         <w:tc>
           <w:tcPr>
-            <w:tcW w:type="dxa" w:w="775"/>
+            <w:tcW w:type="dxa" w:w="771"/>
             <w:tcMar>
               <w:top w:w="50" w:type="dxa"/>
               <w:bottom w:w="50" w:type="dxa"/>
@@ -14462,7 +13412,7 @@
         </w:tc>
         <w:tc>
           <w:tcPr>
-            <w:tcW w:type="dxa" w:w="775"/>
+            <w:tcW w:type="dxa" w:w="771"/>
             <w:tcMar>
               <w:top w:w="50" w:type="dxa"/>
               <w:bottom w:w="50" w:type="dxa"/>
@@ -14485,7 +13435,7 @@
         </w:tc>
         <w:tc>
           <w:tcPr>
-            <w:tcW w:type="dxa" w:w="775"/>
+            <w:tcW w:type="dxa" w:w="771"/>
             <w:tcMar>
               <w:top w:w="50" w:type="dxa"/>
               <w:bottom w:w="50" w:type="dxa"/>
@@ -14508,7 +13458,7 @@
         </w:tc>
         <w:tc>
           <w:tcPr>
-            <w:tcW w:type="dxa" w:w="672"/>
+            <w:tcW w:type="dxa" w:w="720"/>
             <w:tcMar>
               <w:top w:w="50" w:type="dxa"/>
               <w:bottom w:w="50" w:type="dxa"/>
@@ -14526,29 +13476,6 @@
                 <w:sz w:val="16"/>
               </w:rPr>
               <w:t>2</w:t>
-            </w:r>
-          </w:p>
-        </w:tc>
-        <w:tc>
-          <w:tcPr>
-            <w:tcW w:type="dxa" w:w="827"/>
-            <w:tcMar>
-              <w:top w:w="50" w:type="dxa"/>
-              <w:bottom w:w="50" w:type="dxa"/>
-              <w:left w:w="90" w:type="dxa"/>
-              <w:right w:w="90" w:type="dxa"/>
-            </w:tcMar>
-            <w:shd w:val="clear" w:color="auto" w:fill="E5F5FF"/>
-          </w:tcPr>
-          <w:p>
-            <w:pPr>
-              <w:pStyle w:val="BDOITable"/>
-            </w:pPr>
-            <w:r>
-              <w:rPr>
-                <w:sz w:val="16"/>
-              </w:rPr>
-              <w:t>0</w:t>
             </w:r>
           </w:p>
         </w:tc>
@@ -14559,7 +13486,7 @@
         </w:trPr>
         <w:tc>
           <w:tcPr>
-            <w:tcW w:type="dxa" w:w="1188"/>
+            <w:tcW w:type="dxa" w:w="1182"/>
             <w:tcMar>
               <w:top w:w="50" w:type="dxa"/>
               <w:bottom w:w="50" w:type="dxa"/>
@@ -14581,7 +13508,7 @@
         </w:tc>
         <w:tc>
           <w:tcPr>
-            <w:tcW w:type="dxa" w:w="3307"/>
+            <w:tcW w:type="dxa" w:w="3804"/>
             <w:tcMar>
               <w:top w:w="50" w:type="dxa"/>
               <w:bottom w:w="50" w:type="dxa"/>
@@ -14603,7 +13530,7 @@
         </w:tc>
         <w:tc>
           <w:tcPr>
-            <w:tcW w:type="dxa" w:w="1653"/>
+            <w:tcW w:type="dxa" w:w="1953"/>
             <w:tcMar>
               <w:top w:w="50" w:type="dxa"/>
               <w:bottom w:w="50" w:type="dxa"/>
@@ -14625,7 +13552,7 @@
         </w:tc>
         <w:tc>
           <w:tcPr>
-            <w:tcW w:type="dxa" w:w="775"/>
+            <w:tcW w:type="dxa" w:w="771"/>
             <w:tcMar>
               <w:top w:w="50" w:type="dxa"/>
               <w:bottom w:w="50" w:type="dxa"/>
@@ -14647,7 +13574,7 @@
         </w:tc>
         <w:tc>
           <w:tcPr>
-            <w:tcW w:type="dxa" w:w="775"/>
+            <w:tcW w:type="dxa" w:w="771"/>
             <w:tcMar>
               <w:top w:w="50" w:type="dxa"/>
               <w:bottom w:w="50" w:type="dxa"/>
@@ -14669,7 +13596,7 @@
         </w:tc>
         <w:tc>
           <w:tcPr>
-            <w:tcW w:type="dxa" w:w="775"/>
+            <w:tcW w:type="dxa" w:w="771"/>
             <w:tcMar>
               <w:top w:w="50" w:type="dxa"/>
               <w:bottom w:w="50" w:type="dxa"/>
@@ -14691,7 +13618,7 @@
         </w:tc>
         <w:tc>
           <w:tcPr>
-            <w:tcW w:type="dxa" w:w="672"/>
+            <w:tcW w:type="dxa" w:w="720"/>
             <w:tcMar>
               <w:top w:w="50" w:type="dxa"/>
               <w:bottom w:w="50" w:type="dxa"/>
@@ -14708,28 +13635,6 @@
                 <w:sz w:val="16"/>
               </w:rPr>
               <w:t>2</w:t>
-            </w:r>
-          </w:p>
-        </w:tc>
-        <w:tc>
-          <w:tcPr>
-            <w:tcW w:type="dxa" w:w="827"/>
-            <w:tcMar>
-              <w:top w:w="50" w:type="dxa"/>
-              <w:bottom w:w="50" w:type="dxa"/>
-              <w:left w:w="90" w:type="dxa"/>
-              <w:right w:w="90" w:type="dxa"/>
-            </w:tcMar>
-          </w:tcPr>
-          <w:p>
-            <w:pPr>
-              <w:pStyle w:val="BDOITable"/>
-            </w:pPr>
-            <w:r>
-              <w:rPr>
-                <w:sz w:val="16"/>
-              </w:rPr>
-              <w:t>0</w:t>
             </w:r>
           </w:p>
         </w:tc>
@@ -14740,7 +13645,7 @@
         </w:trPr>
         <w:tc>
           <w:tcPr>
-            <w:tcW w:type="dxa" w:w="1188"/>
+            <w:tcW w:type="dxa" w:w="1182"/>
             <w:tcMar>
               <w:top w:w="50" w:type="dxa"/>
               <w:bottom w:w="50" w:type="dxa"/>
@@ -14763,7 +13668,7 @@
         </w:tc>
         <w:tc>
           <w:tcPr>
-            <w:tcW w:type="dxa" w:w="3307"/>
+            <w:tcW w:type="dxa" w:w="3804"/>
             <w:tcMar>
               <w:top w:w="50" w:type="dxa"/>
               <w:bottom w:w="50" w:type="dxa"/>
@@ -14786,7 +13691,7 @@
         </w:tc>
         <w:tc>
           <w:tcPr>
-            <w:tcW w:type="dxa" w:w="1653"/>
+            <w:tcW w:type="dxa" w:w="1953"/>
             <w:tcMar>
               <w:top w:w="50" w:type="dxa"/>
               <w:bottom w:w="50" w:type="dxa"/>
@@ -14809,7 +13714,7 @@
         </w:tc>
         <w:tc>
           <w:tcPr>
-            <w:tcW w:type="dxa" w:w="775"/>
+            <w:tcW w:type="dxa" w:w="771"/>
             <w:tcMar>
               <w:top w:w="50" w:type="dxa"/>
               <w:bottom w:w="50" w:type="dxa"/>
@@ -14832,7 +13737,7 @@
         </w:tc>
         <w:tc>
           <w:tcPr>
-            <w:tcW w:type="dxa" w:w="775"/>
+            <w:tcW w:type="dxa" w:w="771"/>
             <w:tcMar>
               <w:top w:w="50" w:type="dxa"/>
               <w:bottom w:w="50" w:type="dxa"/>
@@ -14855,7 +13760,7 @@
         </w:tc>
         <w:tc>
           <w:tcPr>
-            <w:tcW w:type="dxa" w:w="775"/>
+            <w:tcW w:type="dxa" w:w="771"/>
             <w:tcMar>
               <w:top w:w="50" w:type="dxa"/>
               <w:bottom w:w="50" w:type="dxa"/>
@@ -14878,7 +13783,7 @@
         </w:tc>
         <w:tc>
           <w:tcPr>
-            <w:tcW w:type="dxa" w:w="672"/>
+            <w:tcW w:type="dxa" w:w="720"/>
             <w:tcMar>
               <w:top w:w="50" w:type="dxa"/>
               <w:bottom w:w="50" w:type="dxa"/>
@@ -14896,29 +13801,6 @@
                 <w:sz w:val="16"/>
               </w:rPr>
               <w:t>4</w:t>
-            </w:r>
-          </w:p>
-        </w:tc>
-        <w:tc>
-          <w:tcPr>
-            <w:tcW w:type="dxa" w:w="827"/>
-            <w:tcMar>
-              <w:top w:w="50" w:type="dxa"/>
-              <w:bottom w:w="50" w:type="dxa"/>
-              <w:left w:w="90" w:type="dxa"/>
-              <w:right w:w="90" w:type="dxa"/>
-            </w:tcMar>
-            <w:shd w:val="clear" w:color="auto" w:fill="E5F5FF"/>
-          </w:tcPr>
-          <w:p>
-            <w:pPr>
-              <w:pStyle w:val="BDOITable"/>
-            </w:pPr>
-            <w:r>
-              <w:rPr>
-                <w:sz w:val="16"/>
-              </w:rPr>
-              <w:t>0</w:t>
             </w:r>
           </w:p>
         </w:tc>
@@ -14929,7 +13811,7 @@
         </w:trPr>
         <w:tc>
           <w:tcPr>
-            <w:tcW w:type="dxa" w:w="1188"/>
+            <w:tcW w:type="dxa" w:w="1182"/>
             <w:tcMar>
               <w:top w:w="50" w:type="dxa"/>
               <w:bottom w:w="50" w:type="dxa"/>
@@ -14951,7 +13833,7 @@
         </w:tc>
         <w:tc>
           <w:tcPr>
-            <w:tcW w:type="dxa" w:w="3307"/>
+            <w:tcW w:type="dxa" w:w="3804"/>
             <w:tcMar>
               <w:top w:w="50" w:type="dxa"/>
               <w:bottom w:w="50" w:type="dxa"/>
@@ -14973,7 +13855,7 @@
         </w:tc>
         <w:tc>
           <w:tcPr>
-            <w:tcW w:type="dxa" w:w="1653"/>
+            <w:tcW w:type="dxa" w:w="1953"/>
             <w:tcMar>
               <w:top w:w="50" w:type="dxa"/>
               <w:bottom w:w="50" w:type="dxa"/>
@@ -14995,7 +13877,7 @@
         </w:tc>
         <w:tc>
           <w:tcPr>
-            <w:tcW w:type="dxa" w:w="775"/>
+            <w:tcW w:type="dxa" w:w="771"/>
             <w:tcMar>
               <w:top w:w="50" w:type="dxa"/>
               <w:bottom w:w="50" w:type="dxa"/>
@@ -15017,7 +13899,7 @@
         </w:tc>
         <w:tc>
           <w:tcPr>
-            <w:tcW w:type="dxa" w:w="775"/>
+            <w:tcW w:type="dxa" w:w="771"/>
             <w:tcMar>
               <w:top w:w="50" w:type="dxa"/>
               <w:bottom w:w="50" w:type="dxa"/>
@@ -15039,7 +13921,7 @@
         </w:tc>
         <w:tc>
           <w:tcPr>
-            <w:tcW w:type="dxa" w:w="775"/>
+            <w:tcW w:type="dxa" w:w="771"/>
             <w:tcMar>
               <w:top w:w="50" w:type="dxa"/>
               <w:bottom w:w="50" w:type="dxa"/>
@@ -15061,7 +13943,7 @@
         </w:tc>
         <w:tc>
           <w:tcPr>
-            <w:tcW w:type="dxa" w:w="672"/>
+            <w:tcW w:type="dxa" w:w="720"/>
             <w:tcMar>
               <w:top w:w="50" w:type="dxa"/>
               <w:bottom w:w="50" w:type="dxa"/>
@@ -15078,28 +13960,6 @@
                 <w:sz w:val="16"/>
               </w:rPr>
               <w:t>4</w:t>
-            </w:r>
-          </w:p>
-        </w:tc>
-        <w:tc>
-          <w:tcPr>
-            <w:tcW w:type="dxa" w:w="827"/>
-            <w:tcMar>
-              <w:top w:w="50" w:type="dxa"/>
-              <w:bottom w:w="50" w:type="dxa"/>
-              <w:left w:w="90" w:type="dxa"/>
-              <w:right w:w="90" w:type="dxa"/>
-            </w:tcMar>
-          </w:tcPr>
-          <w:p>
-            <w:pPr>
-              <w:pStyle w:val="BDOITable"/>
-            </w:pPr>
-            <w:r>
-              <w:rPr>
-                <w:sz w:val="16"/>
-              </w:rPr>
-              <w:t>0</w:t>
             </w:r>
           </w:p>
         </w:tc>
@@ -15110,7 +13970,7 @@
         </w:trPr>
         <w:tc>
           <w:tcPr>
-            <w:tcW w:type="dxa" w:w="1188"/>
+            <w:tcW w:type="dxa" w:w="1182"/>
             <w:tcMar>
               <w:top w:w="50" w:type="dxa"/>
               <w:bottom w:w="50" w:type="dxa"/>
@@ -15133,7 +13993,7 @@
         </w:tc>
         <w:tc>
           <w:tcPr>
-            <w:tcW w:type="dxa" w:w="3307"/>
+            <w:tcW w:type="dxa" w:w="3804"/>
             <w:tcMar>
               <w:top w:w="50" w:type="dxa"/>
               <w:bottom w:w="50" w:type="dxa"/>
@@ -15156,7 +14016,7 @@
         </w:tc>
         <w:tc>
           <w:tcPr>
-            <w:tcW w:type="dxa" w:w="1653"/>
+            <w:tcW w:type="dxa" w:w="1953"/>
             <w:tcMar>
               <w:top w:w="50" w:type="dxa"/>
               <w:bottom w:w="50" w:type="dxa"/>
@@ -15179,7 +14039,7 @@
         </w:tc>
         <w:tc>
           <w:tcPr>
-            <w:tcW w:type="dxa" w:w="775"/>
+            <w:tcW w:type="dxa" w:w="771"/>
             <w:tcMar>
               <w:top w:w="50" w:type="dxa"/>
               <w:bottom w:w="50" w:type="dxa"/>
@@ -15202,7 +14062,7 @@
         </w:tc>
         <w:tc>
           <w:tcPr>
-            <w:tcW w:type="dxa" w:w="775"/>
+            <w:tcW w:type="dxa" w:w="771"/>
             <w:tcMar>
               <w:top w:w="50" w:type="dxa"/>
               <w:bottom w:w="50" w:type="dxa"/>
@@ -15225,7 +14085,7 @@
         </w:tc>
         <w:tc>
           <w:tcPr>
-            <w:tcW w:type="dxa" w:w="775"/>
+            <w:tcW w:type="dxa" w:w="771"/>
             <w:tcMar>
               <w:top w:w="50" w:type="dxa"/>
               <w:bottom w:w="50" w:type="dxa"/>
@@ -15248,7 +14108,7 @@
         </w:tc>
         <w:tc>
           <w:tcPr>
-            <w:tcW w:type="dxa" w:w="672"/>
+            <w:tcW w:type="dxa" w:w="720"/>
             <w:tcMar>
               <w:top w:w="50" w:type="dxa"/>
               <w:bottom w:w="50" w:type="dxa"/>
@@ -15266,29 +14126,6 @@
                 <w:sz w:val="16"/>
               </w:rPr>
               <w:t>2</w:t>
-            </w:r>
-          </w:p>
-        </w:tc>
-        <w:tc>
-          <w:tcPr>
-            <w:tcW w:type="dxa" w:w="827"/>
-            <w:tcMar>
-              <w:top w:w="50" w:type="dxa"/>
-              <w:bottom w:w="50" w:type="dxa"/>
-              <w:left w:w="90" w:type="dxa"/>
-              <w:right w:w="90" w:type="dxa"/>
-            </w:tcMar>
-            <w:shd w:val="clear" w:color="auto" w:fill="E5F5FF"/>
-          </w:tcPr>
-          <w:p>
-            <w:pPr>
-              <w:pStyle w:val="BDOITable"/>
-            </w:pPr>
-            <w:r>
-              <w:rPr>
-                <w:sz w:val="16"/>
-              </w:rPr>
-              <w:t>0</w:t>
             </w:r>
           </w:p>
         </w:tc>
@@ -15299,7 +14136,7 @@
         </w:trPr>
         <w:tc>
           <w:tcPr>
-            <w:tcW w:type="dxa" w:w="1188"/>
+            <w:tcW w:type="dxa" w:w="1182"/>
             <w:tcMar>
               <w:top w:w="50" w:type="dxa"/>
               <w:bottom w:w="50" w:type="dxa"/>
@@ -15321,7 +14158,7 @@
         </w:tc>
         <w:tc>
           <w:tcPr>
-            <w:tcW w:type="dxa" w:w="3307"/>
+            <w:tcW w:type="dxa" w:w="3804"/>
             <w:tcMar>
               <w:top w:w="50" w:type="dxa"/>
               <w:bottom w:w="50" w:type="dxa"/>
@@ -15343,7 +14180,7 @@
         </w:tc>
         <w:tc>
           <w:tcPr>
-            <w:tcW w:type="dxa" w:w="1653"/>
+            <w:tcW w:type="dxa" w:w="1953"/>
             <w:tcMar>
               <w:top w:w="50" w:type="dxa"/>
               <w:bottom w:w="50" w:type="dxa"/>
@@ -15365,7 +14202,7 @@
         </w:tc>
         <w:tc>
           <w:tcPr>
-            <w:tcW w:type="dxa" w:w="775"/>
+            <w:tcW w:type="dxa" w:w="771"/>
             <w:tcMar>
               <w:top w:w="50" w:type="dxa"/>
               <w:bottom w:w="50" w:type="dxa"/>
@@ -15387,7 +14224,7 @@
         </w:tc>
         <w:tc>
           <w:tcPr>
-            <w:tcW w:type="dxa" w:w="775"/>
+            <w:tcW w:type="dxa" w:w="771"/>
             <w:tcMar>
               <w:top w:w="50" w:type="dxa"/>
               <w:bottom w:w="50" w:type="dxa"/>
@@ -15409,7 +14246,7 @@
         </w:tc>
         <w:tc>
           <w:tcPr>
-            <w:tcW w:type="dxa" w:w="775"/>
+            <w:tcW w:type="dxa" w:w="771"/>
             <w:tcMar>
               <w:top w:w="50" w:type="dxa"/>
               <w:bottom w:w="50" w:type="dxa"/>
@@ -15431,7 +14268,7 @@
         </w:tc>
         <w:tc>
           <w:tcPr>
-            <w:tcW w:type="dxa" w:w="672"/>
+            <w:tcW w:type="dxa" w:w="720"/>
             <w:tcMar>
               <w:top w:w="50" w:type="dxa"/>
               <w:bottom w:w="50" w:type="dxa"/>
@@ -15448,28 +14285,6 @@
                 <w:sz w:val="16"/>
               </w:rPr>
               <w:t>4</w:t>
-            </w:r>
-          </w:p>
-        </w:tc>
-        <w:tc>
-          <w:tcPr>
-            <w:tcW w:type="dxa" w:w="827"/>
-            <w:tcMar>
-              <w:top w:w="50" w:type="dxa"/>
-              <w:bottom w:w="50" w:type="dxa"/>
-              <w:left w:w="90" w:type="dxa"/>
-              <w:right w:w="90" w:type="dxa"/>
-            </w:tcMar>
-          </w:tcPr>
-          <w:p>
-            <w:pPr>
-              <w:pStyle w:val="BDOITable"/>
-            </w:pPr>
-            <w:r>
-              <w:rPr>
-                <w:sz w:val="16"/>
-              </w:rPr>
-              <w:t>0</w:t>
             </w:r>
           </w:p>
         </w:tc>
@@ -25317,34 +24132,17 @@
     </w:p>
     <w:p>
       <w:pPr>
-        <w:pStyle w:val="Heading2"/>
-      </w:pPr>
-      <w:bookmarkStart w:id="126" w:name="_Toc000126"/>
-      <w:r>
-        <w:rPr/>
-        <w:t>7.6 Automated tests referenced</w:t>
-      </w:r>
-      <w:bookmarkEnd w:id="126"/>
-    </w:p>
-    <w:p>
-      <w:r>
-        <w:rPr/>
-        <w:t>No automated test exists yet for this BRD; every case is run manually.</w:t>
-      </w:r>
-    </w:p>
-    <w:p>
-      <w:pPr>
         <w:pStyle w:val="Heading1"/>
         <w:pBdr>
           <w:bottom w:val="single" w:sz="4" w:space="4" w:color="99C1E7"/>
         </w:pBdr>
       </w:pPr>
-      <w:bookmarkStart w:id="127" w:name="_Toc000127"/>
+      <w:bookmarkStart w:id="126" w:name="_Toc000126"/>
       <w:r>
         <w:rPr/>
         <w:t>8 Risks</w:t>
       </w:r>
-      <w:bookmarkEnd w:id="127"/>
+      <w:bookmarkEnd w:id="126"/>
     </w:p>
     <w:p>
       <w:pPr>
@@ -25490,7 +24288,7 @@
               <w:rPr>
                 <w:sz w:val="18"/>
               </w:rPr>
-              <w:t>The screens, labels or messages differ from the build design when built</w:t>
+              <w:t>Screen names, labels or messages change after BDOI's review of the FRS</w:t>
             </w:r>
           </w:p>
         </w:tc>
@@ -25534,7 +24332,7 @@
               <w:rPr>
                 <w:sz w:val="18"/>
               </w:rPr>
-              <w:t>Compare the screens with this plan before the system test; update the workbook to version 1.1 with the built texts and message codes</w:t>
+              <w:t>Compare the screens with this plan before the system test; re-issue the workbook with the confirmed texts</w:t>
             </w:r>
           </w:p>
         </w:tc>
@@ -25608,7 +24406,7 @@
               <w:rPr>
                 <w:sz w:val="18"/>
               </w:rPr>
-              <w:t>The values are rule sets, matrices and parameters; the affected cases name them and are re-run after the change without a new build</w:t>
+              <w:t>The values are rule sets, matrices and parameters; the affected cases name them and are re-run after the change without a change to the system</w:t>
             </w:r>
           </w:p>
         </w:tc>
@@ -25635,7 +24433,7 @@
               <w:rPr>
                 <w:sz w:val="18"/>
               </w:rPr>
-              <w:t>The Renewal module is not deployed when Submitted Policies is tested</w:t>
+              <w:t>The Renewal module is not available when Submitted Policies is tested</w:t>
             </w:r>
           </w:p>
         </w:tc>
@@ -25679,7 +24477,7 @@
               <w:rPr>
                 <w:sz w:val="18"/>
               </w:rPr>
-              <w:t>Test the hand-off with the pending adapter (TC-SP-060.3-01); re-run the renewal cases of SC-SP-07 when the Renewal adapter is deployed</w:t>
+              <w:t>Test the pending hand-off (TC-SP-060.3-01); re-run the renewal cases of SC-SP-07 when the Renewal module is available</w:t>
             </w:r>
           </w:p>
         </w:tc>
@@ -25970,1131 +24768,6 @@
                 <w:sz w:val="18"/>
               </w:rPr>
               <w:t>Agree named testers per segment and role in the UAT plan (deliverable 30)</w:t>
-            </w:r>
-          </w:p>
-        </w:tc>
-      </w:tr>
-    </w:tbl>
-    <w:p>
-      <w:pPr>
-        <w:pStyle w:val="BDOISpacer"/>
-      </w:pPr>
-    </w:p>
-    <w:p>
-      <w:pPr>
-        <w:pStyle w:val="Heading1"/>
-        <w:pBdr>
-          <w:bottom w:val="single" w:sz="4" w:space="4" w:color="99C1E7"/>
-        </w:pBdr>
-      </w:pPr>
-      <w:bookmarkStart w:id="128" w:name="_Toc000128"/>
-      <w:r>
-        <w:rPr/>
-        <w:t>9 FRS findings</w:t>
-      </w:r>
-      <w:bookmarkEnd w:id="128"/>
-    </w:p>
-    <w:p>
-      <w:r>
-        <w:rPr/>
-        <w:t>Writing the cases showed the points below, where the FRS is ambiguous or cannot be tested as written. The cases use the assumption stated in the proposal; the FRS owner decides the correction for FRS v1.1.</w:t>
-      </w:r>
-    </w:p>
-    <w:p>
-      <w:pPr>
-        <w:pStyle w:val="Caption"/>
-        <w:keepNext/>
-        <w:spacing w:after="60"/>
-      </w:pPr>
-      <w:r>
-        <w:rPr>
-          <w:b/>
-          <w:i w:val="0"/>
-        </w:rPr>
-        <w:t xml:space="preserve">Table 17: </w:t>
-      </w:r>
-      <w:r>
-        <w:rPr/>
-        <w:t>FRS findings for the FRS owner</w:t>
-      </w:r>
-    </w:p>
-    <w:tbl>
-      <w:tblPr>
-        <w:tblW w:type="dxa" w:w="9973"/>
-        <w:jc w:val="center"/>
-        <w:tblLook w:firstColumn="1" w:firstRow="1" w:lastColumn="0" w:lastRow="0" w:noHBand="0" w:noVBand="1" w:val="04A0"/>
-        <w:tblBorders>
-          <w:top w:val="single" w:sz="4" w:space="0" w:color="C2C2C1"/>
-          <w:left w:val="single" w:sz="4" w:space="0" w:color="C2C2C1"/>
-          <w:bottom w:val="single" w:sz="4" w:space="0" w:color="C2C2C1"/>
-          <w:right w:val="single" w:sz="4" w:space="0" w:color="C2C2C1"/>
-          <w:insideH w:val="single" w:sz="4" w:space="0" w:color="C2C2C1"/>
-          <w:insideV w:val="single" w:sz="4" w:space="0" w:color="C2C2C1"/>
-        </w:tblBorders>
-        <w:tblLayout w:type="fixed"/>
-      </w:tblPr>
-      <w:tblGrid>
-        <w:gridCol w:w="1055"/>
-        <w:gridCol w:w="1290"/>
-        <w:gridCol w:w="4223"/>
-        <w:gridCol w:w="3402"/>
-      </w:tblGrid>
-      <w:tr>
-        <w:trPr>
-          <w:tblHeader w:val="true"/>
-          <w:cantSplit w:val="true"/>
-        </w:trPr>
-        <w:tc>
-          <w:tcPr>
-            <w:tcW w:type="dxa" w:w="1056"/>
-            <w:shd w:val="clear" w:color="auto" w:fill="004EA8"/>
-            <w:tcMar>
-              <w:top w:w="50" w:type="dxa"/>
-              <w:bottom w:w="50" w:type="dxa"/>
-              <w:left w:w="90" w:type="dxa"/>
-              <w:right w:w="90" w:type="dxa"/>
-            </w:tcMar>
-            <w:vAlign w:val="center"/>
-          </w:tcPr>
-          <w:p>
-            <w:pPr>
-              <w:pStyle w:val="BDOITableHeader"/>
-            </w:pPr>
-            <w:r>
-              <w:rPr>
-                <w:b/>
-                <w:color w:val="FFFFFF"/>
-                <w:sz w:val="17"/>
-              </w:rPr>
-              <w:t>ID</w:t>
-            </w:r>
-          </w:p>
-        </w:tc>
-        <w:tc>
-          <w:tcPr>
-            <w:tcW w:type="dxa" w:w="1290"/>
-            <w:shd w:val="clear" w:color="auto" w:fill="004EA8"/>
-            <w:tcMar>
-              <w:top w:w="50" w:type="dxa"/>
-              <w:bottom w:w="50" w:type="dxa"/>
-              <w:left w:w="90" w:type="dxa"/>
-              <w:right w:w="90" w:type="dxa"/>
-            </w:tcMar>
-            <w:vAlign w:val="center"/>
-          </w:tcPr>
-          <w:p>
-            <w:pPr>
-              <w:pStyle w:val="BDOITableHeader"/>
-            </w:pPr>
-            <w:r>
-              <w:rPr>
-                <w:b/>
-                <w:color w:val="FFFFFF"/>
-                <w:sz w:val="17"/>
-              </w:rPr>
-              <w:t>FR</w:t>
-            </w:r>
-          </w:p>
-        </w:tc>
-        <w:tc>
-          <w:tcPr>
-            <w:tcW w:type="dxa" w:w="4223"/>
-            <w:shd w:val="clear" w:color="auto" w:fill="004EA8"/>
-            <w:tcMar>
-              <w:top w:w="50" w:type="dxa"/>
-              <w:bottom w:w="50" w:type="dxa"/>
-              <w:left w:w="90" w:type="dxa"/>
-              <w:right w:w="90" w:type="dxa"/>
-            </w:tcMar>
-            <w:vAlign w:val="center"/>
-          </w:tcPr>
-          <w:p>
-            <w:pPr>
-              <w:pStyle w:val="BDOITableHeader"/>
-            </w:pPr>
-            <w:r>
-              <w:rPr>
-                <w:b/>
-                <w:color w:val="FFFFFF"/>
-                <w:sz w:val="17"/>
-              </w:rPr>
-              <w:t>Finding</w:t>
-            </w:r>
-          </w:p>
-        </w:tc>
-        <w:tc>
-          <w:tcPr>
-            <w:tcW w:type="dxa" w:w="3402"/>
-            <w:shd w:val="clear" w:color="auto" w:fill="004EA8"/>
-            <w:tcMar>
-              <w:top w:w="50" w:type="dxa"/>
-              <w:bottom w:w="50" w:type="dxa"/>
-              <w:left w:w="90" w:type="dxa"/>
-              <w:right w:w="90" w:type="dxa"/>
-            </w:tcMar>
-            <w:vAlign w:val="center"/>
-          </w:tcPr>
-          <w:p>
-            <w:pPr>
-              <w:pStyle w:val="BDOITableHeader"/>
-            </w:pPr>
-            <w:r>
-              <w:rPr>
-                <w:b/>
-                <w:color w:val="FFFFFF"/>
-                <w:sz w:val="17"/>
-              </w:rPr>
-              <w:t>Proposed resolution</w:t>
-            </w:r>
-          </w:p>
-        </w:tc>
-      </w:tr>
-      <w:tr>
-        <w:trPr>
-          <w:cantSplit w:val="true"/>
-        </w:trPr>
-        <w:tc>
-          <w:tcPr>
-            <w:tcW w:type="dxa" w:w="1056"/>
-            <w:tcMar>
-              <w:top w:w="50" w:type="dxa"/>
-              <w:bottom w:w="50" w:type="dxa"/>
-              <w:left w:w="90" w:type="dxa"/>
-              <w:right w:w="90" w:type="dxa"/>
-            </w:tcMar>
-          </w:tcPr>
-          <w:p>
-            <w:pPr>
-              <w:pStyle w:val="BDOITable"/>
-            </w:pPr>
-            <w:r>
-              <w:rPr>
-                <w:sz w:val="17"/>
-              </w:rPr>
-              <w:t>TF-SP-01</w:t>
-            </w:r>
-          </w:p>
-        </w:tc>
-        <w:tc>
-          <w:tcPr>
-            <w:tcW w:type="dxa" w:w="1290"/>
-            <w:tcMar>
-              <w:top w:w="50" w:type="dxa"/>
-              <w:bottom w:w="50" w:type="dxa"/>
-              <w:left w:w="90" w:type="dxa"/>
-              <w:right w:w="90" w:type="dxa"/>
-            </w:tcMar>
-          </w:tcPr>
-          <w:p>
-            <w:pPr>
-              <w:pStyle w:val="BDOITable"/>
-            </w:pPr>
-            <w:r>
-              <w:rPr>
-                <w:sz w:val="17"/>
-              </w:rPr>
-              <w:t>FR-SP-001</w:t>
-            </w:r>
-          </w:p>
-        </w:tc>
-        <w:tc>
-          <w:tcPr>
-            <w:tcW w:type="dxa" w:w="4223"/>
-            <w:tcMar>
-              <w:top w:w="50" w:type="dxa"/>
-              <w:bottom w:w="50" w:type="dxa"/>
-              <w:left w:w="90" w:type="dxa"/>
-              <w:right w:w="90" w:type="dxa"/>
-            </w:tcMar>
-          </w:tcPr>
-          <w:p>
-            <w:pPr>
-              <w:pStyle w:val="BDOITable"/>
-            </w:pPr>
-            <w:r>
-              <w:rPr>
-                <w:sz w:val="17"/>
-              </w:rPr>
-              <w:t>The natural key includes the expiry date, so a row for the next term of the same policy creates a new record, while acceptance criterion 3 speaks of "a row updating an existing policy". The FRS does not say which fields may change on an update and which make a new record.</w:t>
-            </w:r>
-          </w:p>
-        </w:tc>
-        <w:tc>
-          <w:tcPr>
-            <w:tcW w:type="dxa" w:w="3402"/>
-            <w:tcMar>
-              <w:top w:w="50" w:type="dxa"/>
-              <w:bottom w:w="50" w:type="dxa"/>
-              <w:left w:w="90" w:type="dxa"/>
-              <w:right w:w="90" w:type="dxa"/>
-            </w:tcMar>
-          </w:tcPr>
-          <w:p>
-            <w:pPr>
-              <w:pStyle w:val="BDOITable"/>
-            </w:pPr>
-            <w:r>
-              <w:rPr>
-                <w:sz w:val="17"/>
-              </w:rPr>
-              <w:t>List the fields that update a record and state that a new expiry date makes a new term record linked to the previous one.</w:t>
-            </w:r>
-          </w:p>
-        </w:tc>
-      </w:tr>
-      <w:tr>
-        <w:trPr>
-          <w:cantSplit w:val="true"/>
-        </w:trPr>
-        <w:tc>
-          <w:tcPr>
-            <w:tcW w:type="dxa" w:w="1056"/>
-            <w:tcMar>
-              <w:top w:w="50" w:type="dxa"/>
-              <w:bottom w:w="50" w:type="dxa"/>
-              <w:left w:w="90" w:type="dxa"/>
-              <w:right w:w="90" w:type="dxa"/>
-            </w:tcMar>
-            <w:shd w:val="clear" w:color="auto" w:fill="E5F5FF"/>
-          </w:tcPr>
-          <w:p>
-            <w:pPr>
-              <w:pStyle w:val="BDOITable"/>
-            </w:pPr>
-            <w:r>
-              <w:rPr>
-                <w:sz w:val="17"/>
-              </w:rPr>
-              <w:t>TF-SP-02</w:t>
-            </w:r>
-          </w:p>
-        </w:tc>
-        <w:tc>
-          <w:tcPr>
-            <w:tcW w:type="dxa" w:w="1290"/>
-            <w:tcMar>
-              <w:top w:w="50" w:type="dxa"/>
-              <w:bottom w:w="50" w:type="dxa"/>
-              <w:left w:w="90" w:type="dxa"/>
-              <w:right w:w="90" w:type="dxa"/>
-            </w:tcMar>
-            <w:shd w:val="clear" w:color="auto" w:fill="E5F5FF"/>
-          </w:tcPr>
-          <w:p>
-            <w:pPr>
-              <w:pStyle w:val="BDOITable"/>
-            </w:pPr>
-            <w:r>
-              <w:rPr>
-                <w:sz w:val="17"/>
-              </w:rPr>
-              <w:t>FR-SP-030</w:t>
-            </w:r>
-          </w:p>
-        </w:tc>
-        <w:tc>
-          <w:tcPr>
-            <w:tcW w:type="dxa" w:w="4223"/>
-            <w:tcMar>
-              <w:top w:w="50" w:type="dxa"/>
-              <w:bottom w:w="50" w:type="dxa"/>
-              <w:left w:w="90" w:type="dxa"/>
-              <w:right w:w="90" w:type="dxa"/>
-            </w:tcMar>
-            <w:shd w:val="clear" w:color="auto" w:fill="E5F5FF"/>
-          </w:tcPr>
-          <w:p>
-            <w:pPr>
-              <w:pStyle w:val="BDOITable"/>
-            </w:pPr>
-            <w:r>
-              <w:rPr>
-                <w:sz w:val="17"/>
-              </w:rPr>
-              <w:t>The default classification uses "BDOI did not place the policy", which is not a field of the masterlist or LAMD; the definition is open (SP SQ04).</w:t>
-            </w:r>
-          </w:p>
-        </w:tc>
-        <w:tc>
-          <w:tcPr>
-            <w:tcW w:type="dxa" w:w="3402"/>
-            <w:tcMar>
-              <w:top w:w="50" w:type="dxa"/>
-              <w:bottom w:w="50" w:type="dxa"/>
-              <w:left w:w="90" w:type="dxa"/>
-              <w:right w:w="90" w:type="dxa"/>
-            </w:tcMar>
-            <w:shd w:val="clear" w:color="auto" w:fill="E5F5FF"/>
-          </w:tcPr>
-          <w:p>
-            <w:pPr>
-              <w:pStyle w:val="BDOITable"/>
-            </w:pPr>
-            <w:r>
-              <w:rPr>
-                <w:sz w:val="17"/>
-              </w:rPr>
-              <w:t>Name the data element that tells whether BDOI placed the policy; the cases test the PN match only.</w:t>
-            </w:r>
-          </w:p>
-        </w:tc>
-      </w:tr>
-      <w:tr>
-        <w:trPr>
-          <w:cantSplit w:val="true"/>
-        </w:trPr>
-        <w:tc>
-          <w:tcPr>
-            <w:tcW w:type="dxa" w:w="1056"/>
-            <w:tcMar>
-              <w:top w:w="50" w:type="dxa"/>
-              <w:bottom w:w="50" w:type="dxa"/>
-              <w:left w:w="90" w:type="dxa"/>
-              <w:right w:w="90" w:type="dxa"/>
-            </w:tcMar>
-          </w:tcPr>
-          <w:p>
-            <w:pPr>
-              <w:pStyle w:val="BDOITable"/>
-            </w:pPr>
-            <w:r>
-              <w:rPr>
-                <w:sz w:val="17"/>
-              </w:rPr>
-              <w:t>TF-SP-03</w:t>
-            </w:r>
-          </w:p>
-        </w:tc>
-        <w:tc>
-          <w:tcPr>
-            <w:tcW w:type="dxa" w:w="1290"/>
-            <w:tcMar>
-              <w:top w:w="50" w:type="dxa"/>
-              <w:bottom w:w="50" w:type="dxa"/>
-              <w:left w:w="90" w:type="dxa"/>
-              <w:right w:w="90" w:type="dxa"/>
-            </w:tcMar>
-          </w:tcPr>
-          <w:p>
-            <w:pPr>
-              <w:pStyle w:val="BDOITable"/>
-            </w:pPr>
-            <w:r>
-              <w:rPr>
-                <w:sz w:val="17"/>
-              </w:rPr>
-              <w:t>FR-SP-031</w:t>
-            </w:r>
-          </w:p>
-        </w:tc>
-        <w:tc>
-          <w:tcPr>
-            <w:tcW w:type="dxa" w:w="4223"/>
-            <w:tcMar>
-              <w:top w:w="50" w:type="dxa"/>
-              <w:bottom w:w="50" w:type="dxa"/>
-              <w:left w:w="90" w:type="dxa"/>
-              <w:right w:w="90" w:type="dxa"/>
-            </w:tcMar>
-          </w:tcPr>
-          <w:p>
-            <w:pPr>
-              <w:pStyle w:val="BDOITable"/>
-            </w:pPr>
-            <w:r>
-              <w:rPr>
-                <w:sz w:val="17"/>
-              </w:rPr>
-              <w:t>Bucket precedence and the RMU / FFY conflicts are open (SP SQ05) and the conflicting rules are seeded inactive, so a record that is both FFY and RMU cannot be tested.</w:t>
-            </w:r>
-          </w:p>
-        </w:tc>
-        <w:tc>
-          <w:tcPr>
-            <w:tcW w:type="dxa" w:w="3402"/>
-            <w:tcMar>
-              <w:top w:w="50" w:type="dxa"/>
-              <w:bottom w:w="50" w:type="dxa"/>
-              <w:left w:w="90" w:type="dxa"/>
-              <w:right w:w="90" w:type="dxa"/>
-            </w:tcMar>
-          </w:tcPr>
-          <w:p>
-            <w:pPr>
-              <w:pStyle w:val="BDOITable"/>
-            </w:pPr>
-            <w:r>
-              <w:rPr>
-                <w:sz w:val="17"/>
-              </w:rPr>
-              <w:t>Answer SP SQ05 and add the precedence to the FRS; a case is added then.</w:t>
-            </w:r>
-          </w:p>
-        </w:tc>
-      </w:tr>
-      <w:tr>
-        <w:trPr>
-          <w:cantSplit w:val="true"/>
-        </w:trPr>
-        <w:tc>
-          <w:tcPr>
-            <w:tcW w:type="dxa" w:w="1056"/>
-            <w:tcMar>
-              <w:top w:w="50" w:type="dxa"/>
-              <w:bottom w:w="50" w:type="dxa"/>
-              <w:left w:w="90" w:type="dxa"/>
-              <w:right w:w="90" w:type="dxa"/>
-            </w:tcMar>
-            <w:shd w:val="clear" w:color="auto" w:fill="E5F5FF"/>
-          </w:tcPr>
-          <w:p>
-            <w:pPr>
-              <w:pStyle w:val="BDOITable"/>
-            </w:pPr>
-            <w:r>
-              <w:rPr>
-                <w:sz w:val="17"/>
-              </w:rPr>
-              <w:t>TF-SP-04</w:t>
-            </w:r>
-          </w:p>
-        </w:tc>
-        <w:tc>
-          <w:tcPr>
-            <w:tcW w:type="dxa" w:w="1290"/>
-            <w:tcMar>
-              <w:top w:w="50" w:type="dxa"/>
-              <w:bottom w:w="50" w:type="dxa"/>
-              <w:left w:w="90" w:type="dxa"/>
-              <w:right w:w="90" w:type="dxa"/>
-            </w:tcMar>
-            <w:shd w:val="clear" w:color="auto" w:fill="E5F5FF"/>
-          </w:tcPr>
-          <w:p>
-            <w:pPr>
-              <w:pStyle w:val="BDOITable"/>
-            </w:pPr>
-            <w:r>
-              <w:rPr>
-                <w:sz w:val="17"/>
-              </w:rPr>
-              <w:t>FR-SP-032</w:t>
-            </w:r>
-          </w:p>
-        </w:tc>
-        <w:tc>
-          <w:tcPr>
-            <w:tcW w:type="dxa" w:w="4223"/>
-            <w:tcMar>
-              <w:top w:w="50" w:type="dxa"/>
-              <w:bottom w:w="50" w:type="dxa"/>
-              <w:left w:w="90" w:type="dxa"/>
-              <w:right w:w="90" w:type="dxa"/>
-            </w:tcMar>
-            <w:shd w:val="clear" w:color="auto" w:fill="E5F5FF"/>
-          </w:tcPr>
-          <w:p>
-            <w:pPr>
-              <w:pStyle w:val="BDOITable"/>
-            </w:pPr>
-            <w:r>
-              <w:rPr>
-                <w:sz w:val="17"/>
-              </w:rPr>
-              <w:t>The rule that chooses the Generic or the FFY RA is to be confirmed (SP SQ06); the cases follow the seed rule.</w:t>
-            </w:r>
-          </w:p>
-        </w:tc>
-        <w:tc>
-          <w:tcPr>
-            <w:tcW w:type="dxa" w:w="3402"/>
-            <w:tcMar>
-              <w:top w:w="50" w:type="dxa"/>
-              <w:bottom w:w="50" w:type="dxa"/>
-              <w:left w:w="90" w:type="dxa"/>
-              <w:right w:w="90" w:type="dxa"/>
-            </w:tcMar>
-            <w:shd w:val="clear" w:color="auto" w:fill="E5F5FF"/>
-          </w:tcPr>
-          <w:p>
-            <w:pPr>
-              <w:pStyle w:val="BDOITable"/>
-            </w:pPr>
-            <w:r>
-              <w:rPr>
-                <w:sz w:val="17"/>
-              </w:rPr>
-              <w:t>State the rule in the FRS when SP SQ06 is answered.</w:t>
-            </w:r>
-          </w:p>
-        </w:tc>
-      </w:tr>
-      <w:tr>
-        <w:trPr>
-          <w:cantSplit w:val="true"/>
-        </w:trPr>
-        <w:tc>
-          <w:tcPr>
-            <w:tcW w:type="dxa" w:w="1056"/>
-            <w:tcMar>
-              <w:top w:w="50" w:type="dxa"/>
-              <w:bottom w:w="50" w:type="dxa"/>
-              <w:left w:w="90" w:type="dxa"/>
-              <w:right w:w="90" w:type="dxa"/>
-            </w:tcMar>
-          </w:tcPr>
-          <w:p>
-            <w:pPr>
-              <w:pStyle w:val="BDOITable"/>
-            </w:pPr>
-            <w:r>
-              <w:rPr>
-                <w:sz w:val="17"/>
-              </w:rPr>
-              <w:t>TF-SP-05</w:t>
-            </w:r>
-          </w:p>
-        </w:tc>
-        <w:tc>
-          <w:tcPr>
-            <w:tcW w:type="dxa" w:w="1290"/>
-            <w:tcMar>
-              <w:top w:w="50" w:type="dxa"/>
-              <w:bottom w:w="50" w:type="dxa"/>
-              <w:left w:w="90" w:type="dxa"/>
-              <w:right w:w="90" w:type="dxa"/>
-            </w:tcMar>
-          </w:tcPr>
-          <w:p>
-            <w:pPr>
-              <w:pStyle w:val="BDOITable"/>
-            </w:pPr>
-            <w:r>
-              <w:rPr>
-                <w:sz w:val="17"/>
-              </w:rPr>
-              <w:t>FR-SP-040</w:t>
-            </w:r>
-          </w:p>
-        </w:tc>
-        <w:tc>
-          <w:tcPr>
-            <w:tcW w:type="dxa" w:w="4223"/>
-            <w:tcMar>
-              <w:top w:w="50" w:type="dxa"/>
-              <w:bottom w:w="50" w:type="dxa"/>
-              <w:left w:w="90" w:type="dxa"/>
-              <w:right w:w="90" w:type="dxa"/>
-            </w:tcMar>
-          </w:tcPr>
-          <w:p>
-            <w:pPr>
-              <w:pStyle w:val="BDOITable"/>
-            </w:pPr>
-            <w:r>
-              <w:rPr>
-                <w:sz w:val="17"/>
-              </w:rPr>
-              <w:t>The FRS keeps one IAAF per policy with links, while the BRD's current process lets one IAAF cover several policies (SP SQ07). The bank counterpart may expect one form.</w:t>
-            </w:r>
-          </w:p>
-        </w:tc>
-        <w:tc>
-          <w:tcPr>
-            <w:tcW w:type="dxa" w:w="3402"/>
-            <w:tcMar>
-              <w:top w:w="50" w:type="dxa"/>
-              <w:bottom w:w="50" w:type="dxa"/>
-              <w:left w:w="90" w:type="dxa"/>
-              <w:right w:w="90" w:type="dxa"/>
-            </w:tcMar>
-          </w:tcPr>
-          <w:p>
-            <w:pPr>
-              <w:pStyle w:val="BDOITable"/>
-            </w:pPr>
-            <w:r>
-              <w:rPr>
-                <w:sz w:val="17"/>
-              </w:rPr>
-              <w:t>Confirm with BDOI; the cases test one IAAF per policy.</w:t>
-            </w:r>
-          </w:p>
-        </w:tc>
-      </w:tr>
-      <w:tr>
-        <w:trPr>
-          <w:cantSplit w:val="true"/>
-        </w:trPr>
-        <w:tc>
-          <w:tcPr>
-            <w:tcW w:type="dxa" w:w="1056"/>
-            <w:tcMar>
-              <w:top w:w="50" w:type="dxa"/>
-              <w:bottom w:w="50" w:type="dxa"/>
-              <w:left w:w="90" w:type="dxa"/>
-              <w:right w:w="90" w:type="dxa"/>
-            </w:tcMar>
-            <w:shd w:val="clear" w:color="auto" w:fill="E5F5FF"/>
-          </w:tcPr>
-          <w:p>
-            <w:pPr>
-              <w:pStyle w:val="BDOITable"/>
-            </w:pPr>
-            <w:r>
-              <w:rPr>
-                <w:sz w:val="17"/>
-              </w:rPr>
-              <w:t>TF-SP-06</w:t>
-            </w:r>
-          </w:p>
-        </w:tc>
-        <w:tc>
-          <w:tcPr>
-            <w:tcW w:type="dxa" w:w="1290"/>
-            <w:tcMar>
-              <w:top w:w="50" w:type="dxa"/>
-              <w:bottom w:w="50" w:type="dxa"/>
-              <w:left w:w="90" w:type="dxa"/>
-              <w:right w:w="90" w:type="dxa"/>
-            </w:tcMar>
-            <w:shd w:val="clear" w:color="auto" w:fill="E5F5FF"/>
-          </w:tcPr>
-          <w:p>
-            <w:pPr>
-              <w:pStyle w:val="BDOITable"/>
-            </w:pPr>
-            <w:r>
-              <w:rPr>
-                <w:sz w:val="17"/>
-              </w:rPr>
-              <w:t>FR-SP-053</w:t>
-            </w:r>
-          </w:p>
-        </w:tc>
-        <w:tc>
-          <w:tcPr>
-            <w:tcW w:type="dxa" w:w="4223"/>
-            <w:tcMar>
-              <w:top w:w="50" w:type="dxa"/>
-              <w:bottom w:w="50" w:type="dxa"/>
-              <w:left w:w="90" w:type="dxa"/>
-              <w:right w:w="90" w:type="dxa"/>
-            </w:tcMar>
-            <w:shd w:val="clear" w:color="auto" w:fill="E5F5FF"/>
-          </w:tcPr>
-          <w:p>
-            <w:pPr>
-              <w:pStyle w:val="BDOITable"/>
-            </w:pPr>
-            <w:r>
-              <w:rPr>
-                <w:sz w:val="17"/>
-              </w:rPr>
-              <w:t>The meaning of Released is to be confirmed (SP SQ08); the default is the AO's first opening, which a preview by another user could not trigger but a download by the assigned AO does.</w:t>
-            </w:r>
-          </w:p>
-        </w:tc>
-        <w:tc>
-          <w:tcPr>
-            <w:tcW w:type="dxa" w:w="3402"/>
-            <w:tcMar>
-              <w:top w:w="50" w:type="dxa"/>
-              <w:bottom w:w="50" w:type="dxa"/>
-              <w:left w:w="90" w:type="dxa"/>
-              <w:right w:w="90" w:type="dxa"/>
-            </w:tcMar>
-            <w:shd w:val="clear" w:color="auto" w:fill="E5F5FF"/>
-          </w:tcPr>
-          <w:p>
-            <w:pPr>
-              <w:pStyle w:val="BDOITable"/>
-            </w:pPr>
-            <w:r>
-              <w:rPr>
-                <w:sz w:val="17"/>
-              </w:rPr>
-              <w:t>Define Released (first opening, first download or explicit acknowledgement) in the FRS.</w:t>
-            </w:r>
-          </w:p>
-        </w:tc>
-      </w:tr>
-      <w:tr>
-        <w:trPr>
-          <w:cantSplit w:val="true"/>
-        </w:trPr>
-        <w:tc>
-          <w:tcPr>
-            <w:tcW w:type="dxa" w:w="1056"/>
-            <w:tcMar>
-              <w:top w:w="50" w:type="dxa"/>
-              <w:bottom w:w="50" w:type="dxa"/>
-              <w:left w:w="90" w:type="dxa"/>
-              <w:right w:w="90" w:type="dxa"/>
-            </w:tcMar>
-          </w:tcPr>
-          <w:p>
-            <w:pPr>
-              <w:pStyle w:val="BDOITable"/>
-            </w:pPr>
-            <w:r>
-              <w:rPr>
-                <w:sz w:val="17"/>
-              </w:rPr>
-              <w:t>TF-SP-07</w:t>
-            </w:r>
-          </w:p>
-        </w:tc>
-        <w:tc>
-          <w:tcPr>
-            <w:tcW w:type="dxa" w:w="1290"/>
-            <w:tcMar>
-              <w:top w:w="50" w:type="dxa"/>
-              <w:bottom w:w="50" w:type="dxa"/>
-              <w:left w:w="90" w:type="dxa"/>
-              <w:right w:w="90" w:type="dxa"/>
-            </w:tcMar>
-          </w:tcPr>
-          <w:p>
-            <w:pPr>
-              <w:pStyle w:val="BDOITable"/>
-            </w:pPr>
-            <w:r>
-              <w:rPr>
-                <w:sz w:val="17"/>
-              </w:rPr>
-              <w:t>FR-SP-062</w:t>
-            </w:r>
-          </w:p>
-        </w:tc>
-        <w:tc>
-          <w:tcPr>
-            <w:tcW w:type="dxa" w:w="4223"/>
-            <w:tcMar>
-              <w:top w:w="50" w:type="dxa"/>
-              <w:bottom w:w="50" w:type="dxa"/>
-              <w:left w:w="90" w:type="dxa"/>
-              <w:right w:w="90" w:type="dxa"/>
-            </w:tcMar>
-          </w:tcPr>
-          <w:p>
-            <w:pPr>
-              <w:pStyle w:val="BDOITable"/>
-            </w:pPr>
-            <w:r>
-              <w:rPr>
-                <w:sz w:val="17"/>
-              </w:rPr>
-              <w:t>The owner of the renewal notice and renewal proposal letters is not confirmed (XQ03); the cases may move to the BRD-6 plan.</w:t>
-            </w:r>
-          </w:p>
-        </w:tc>
-        <w:tc>
-          <w:tcPr>
-            <w:tcW w:type="dxa" w:w="3402"/>
-            <w:tcMar>
-              <w:top w:w="50" w:type="dxa"/>
-              <w:bottom w:w="50" w:type="dxa"/>
-              <w:left w:w="90" w:type="dxa"/>
-              <w:right w:w="90" w:type="dxa"/>
-            </w:tcMar>
-          </w:tcPr>
-          <w:p>
-            <w:pPr>
-              <w:pStyle w:val="BDOITable"/>
-            </w:pPr>
-            <w:r>
-              <w:rPr>
-                <w:sz w:val="17"/>
-              </w:rPr>
-              <w:t>Record the owner after XQ03; the cases here test the reminder letter and the print batch.</w:t>
-            </w:r>
-          </w:p>
-        </w:tc>
-      </w:tr>
-      <w:tr>
-        <w:trPr>
-          <w:cantSplit w:val="true"/>
-        </w:trPr>
-        <w:tc>
-          <w:tcPr>
-            <w:tcW w:type="dxa" w:w="1056"/>
-            <w:tcMar>
-              <w:top w:w="50" w:type="dxa"/>
-              <w:bottom w:w="50" w:type="dxa"/>
-              <w:left w:w="90" w:type="dxa"/>
-              <w:right w:w="90" w:type="dxa"/>
-            </w:tcMar>
-            <w:shd w:val="clear" w:color="auto" w:fill="E5F5FF"/>
-          </w:tcPr>
-          <w:p>
-            <w:pPr>
-              <w:pStyle w:val="BDOITable"/>
-            </w:pPr>
-            <w:r>
-              <w:rPr>
-                <w:sz w:val="17"/>
-              </w:rPr>
-              <w:t>TF-SP-08</w:t>
-            </w:r>
-          </w:p>
-        </w:tc>
-        <w:tc>
-          <w:tcPr>
-            <w:tcW w:type="dxa" w:w="1290"/>
-            <w:tcMar>
-              <w:top w:w="50" w:type="dxa"/>
-              <w:bottom w:w="50" w:type="dxa"/>
-              <w:left w:w="90" w:type="dxa"/>
-              <w:right w:w="90" w:type="dxa"/>
-            </w:tcMar>
-            <w:shd w:val="clear" w:color="auto" w:fill="E5F5FF"/>
-          </w:tcPr>
-          <w:p>
-            <w:pPr>
-              <w:pStyle w:val="BDOITable"/>
-            </w:pPr>
-            <w:r>
-              <w:rPr>
-                <w:sz w:val="17"/>
-              </w:rPr>
-              <w:t>FR-SP-063</w:t>
-            </w:r>
-          </w:p>
-        </w:tc>
-        <w:tc>
-          <w:tcPr>
-            <w:tcW w:type="dxa" w:w="4223"/>
-            <w:tcMar>
-              <w:top w:w="50" w:type="dxa"/>
-              <w:bottom w:w="50" w:type="dxa"/>
-              <w:left w:w="90" w:type="dxa"/>
-              <w:right w:w="90" w:type="dxa"/>
-            </w:tcMar>
-            <w:shd w:val="clear" w:color="auto" w:fill="E5F5FF"/>
-          </w:tcPr>
-          <w:p>
-            <w:pPr>
-              <w:pStyle w:val="BDOITable"/>
-            </w:pPr>
-            <w:r>
-              <w:rPr>
-                <w:sz w:val="17"/>
-              </w:rPr>
-              <w:t>The BRD gives an acceptance window of 3-5 days; the FRS default is 5 (SP SQ12). The FRS does not say whether days are calendar or working days.</w:t>
-            </w:r>
-          </w:p>
-        </w:tc>
-        <w:tc>
-          <w:tcPr>
-            <w:tcW w:type="dxa" w:w="3402"/>
-            <w:tcMar>
-              <w:top w:w="50" w:type="dxa"/>
-              <w:bottom w:w="50" w:type="dxa"/>
-              <w:left w:w="90" w:type="dxa"/>
-              <w:right w:w="90" w:type="dxa"/>
-            </w:tcMar>
-            <w:shd w:val="clear" w:color="auto" w:fill="E5F5FF"/>
-          </w:tcPr>
-          <w:p>
-            <w:pPr>
-              <w:pStyle w:val="BDOITable"/>
-            </w:pPr>
-            <w:r>
-              <w:rPr>
-                <w:sz w:val="17"/>
-              </w:rPr>
-              <w:t>State calendar or working days; the boundary cases use calendar days.</w:t>
-            </w:r>
-          </w:p>
-        </w:tc>
-      </w:tr>
-      <w:tr>
-        <w:trPr>
-          <w:cantSplit w:val="true"/>
-        </w:trPr>
-        <w:tc>
-          <w:tcPr>
-            <w:tcW w:type="dxa" w:w="1056"/>
-            <w:tcMar>
-              <w:top w:w="50" w:type="dxa"/>
-              <w:bottom w:w="50" w:type="dxa"/>
-              <w:left w:w="90" w:type="dxa"/>
-              <w:right w:w="90" w:type="dxa"/>
-            </w:tcMar>
-          </w:tcPr>
-          <w:p>
-            <w:pPr>
-              <w:pStyle w:val="BDOITable"/>
-            </w:pPr>
-            <w:r>
-              <w:rPr>
-                <w:sz w:val="17"/>
-              </w:rPr>
-              <w:t>TF-SP-09</w:t>
-            </w:r>
-          </w:p>
-        </w:tc>
-        <w:tc>
-          <w:tcPr>
-            <w:tcW w:type="dxa" w:w="1290"/>
-            <w:tcMar>
-              <w:top w:w="50" w:type="dxa"/>
-              <w:bottom w:w="50" w:type="dxa"/>
-              <w:left w:w="90" w:type="dxa"/>
-              <w:right w:w="90" w:type="dxa"/>
-            </w:tcMar>
-          </w:tcPr>
-          <w:p>
-            <w:pPr>
-              <w:pStyle w:val="BDOITable"/>
-            </w:pPr>
-            <w:r>
-              <w:rPr>
-                <w:sz w:val="17"/>
-              </w:rPr>
-              <w:t>FR-SP-070</w:t>
-            </w:r>
-          </w:p>
-        </w:tc>
-        <w:tc>
-          <w:tcPr>
-            <w:tcW w:type="dxa" w:w="4223"/>
-            <w:tcMar>
-              <w:top w:w="50" w:type="dxa"/>
-              <w:bottom w:w="50" w:type="dxa"/>
-              <w:left w:w="90" w:type="dxa"/>
-              <w:right w:w="90" w:type="dxa"/>
-            </w:tcMar>
-          </w:tcPr>
-          <w:p>
-            <w:pPr>
-              <w:pStyle w:val="BDOITable"/>
-            </w:pPr>
-            <w:r>
-              <w:rPr>
-                <w:sz w:val="17"/>
-              </w:rPr>
-              <w:t>Amount, VAT, OR and GL account of the handling fee are to be confirmed (SP SQ13), so the accounting of the applied payment cannot be checked.</w:t>
-            </w:r>
-          </w:p>
-        </w:tc>
-        <w:tc>
-          <w:tcPr>
-            <w:tcW w:type="dxa" w:w="3402"/>
-            <w:tcMar>
-              <w:top w:w="50" w:type="dxa"/>
-              <w:bottom w:w="50" w:type="dxa"/>
-              <w:left w:w="90" w:type="dxa"/>
-              <w:right w:w="90" w:type="dxa"/>
-            </w:tcMar>
-          </w:tcPr>
-          <w:p>
-            <w:pPr>
-              <w:pStyle w:val="BDOITable"/>
-            </w:pPr>
-            <w:r>
-              <w:rPr>
-                <w:sz w:val="17"/>
-              </w:rPr>
-              <w:t>Add the accounting entry to the FRS after SP SQ13; the cases check tagging and the OR only.</w:t>
-            </w:r>
-          </w:p>
-        </w:tc>
-      </w:tr>
-      <w:tr>
-        <w:trPr>
-          <w:cantSplit w:val="true"/>
-        </w:trPr>
-        <w:tc>
-          <w:tcPr>
-            <w:tcW w:type="dxa" w:w="1056"/>
-            <w:tcMar>
-              <w:top w:w="50" w:type="dxa"/>
-              <w:bottom w:w="50" w:type="dxa"/>
-              <w:left w:w="90" w:type="dxa"/>
-              <w:right w:w="90" w:type="dxa"/>
-            </w:tcMar>
-            <w:shd w:val="clear" w:color="auto" w:fill="E5F5FF"/>
-          </w:tcPr>
-          <w:p>
-            <w:pPr>
-              <w:pStyle w:val="BDOITable"/>
-            </w:pPr>
-            <w:r>
-              <w:rPr>
-                <w:sz w:val="17"/>
-              </w:rPr>
-              <w:t>TF-SP-10</w:t>
-            </w:r>
-          </w:p>
-        </w:tc>
-        <w:tc>
-          <w:tcPr>
-            <w:tcW w:type="dxa" w:w="1290"/>
-            <w:tcMar>
-              <w:top w:w="50" w:type="dxa"/>
-              <w:bottom w:w="50" w:type="dxa"/>
-              <w:left w:w="90" w:type="dxa"/>
-              <w:right w:w="90" w:type="dxa"/>
-            </w:tcMar>
-            <w:shd w:val="clear" w:color="auto" w:fill="E5F5FF"/>
-          </w:tcPr>
-          <w:p>
-            <w:pPr>
-              <w:pStyle w:val="BDOITable"/>
-            </w:pPr>
-            <w:r>
-              <w:rPr>
-                <w:sz w:val="17"/>
-              </w:rPr>
-              <w:t>FR-SP-080</w:t>
-            </w:r>
-          </w:p>
-        </w:tc>
-        <w:tc>
-          <w:tcPr>
-            <w:tcW w:type="dxa" w:w="4223"/>
-            <w:tcMar>
-              <w:top w:w="50" w:type="dxa"/>
-              <w:bottom w:w="50" w:type="dxa"/>
-              <w:left w:w="90" w:type="dxa"/>
-              <w:right w:w="90" w:type="dxa"/>
-            </w:tcMar>
-            <w:shd w:val="clear" w:color="auto" w:fill="E5F5FF"/>
-          </w:tcPr>
-          <w:p>
-            <w:pPr>
-              <w:pStyle w:val="BDOITable"/>
-            </w:pPr>
-            <w:r>
-              <w:rPr>
-                <w:sz w:val="17"/>
-              </w:rPr>
-              <w:t>BRIDSP-30 repeats BRIDSP-20 word for word; the FRS traces both to one FR, which inflates the BRD ID count.</w:t>
-            </w:r>
-          </w:p>
-        </w:tc>
-        <w:tc>
-          <w:tcPr>
-            <w:tcW w:type="dxa" w:w="3402"/>
-            <w:tcMar>
-              <w:top w:w="50" w:type="dxa"/>
-              <w:bottom w:w="50" w:type="dxa"/>
-              <w:left w:w="90" w:type="dxa"/>
-              <w:right w:w="90" w:type="dxa"/>
-            </w:tcMar>
-            <w:shd w:val="clear" w:color="auto" w:fill="E5F5FF"/>
-          </w:tcPr>
-          <w:p>
-            <w:pPr>
-              <w:pStyle w:val="BDOITable"/>
-            </w:pPr>
-            <w:r>
-              <w:rPr>
-                <w:sz w:val="17"/>
-              </w:rPr>
-              <w:t>Ask the BRD owner to confirm that BRIDSP-30 is a duplicate and mark it so in the traceability.</w:t>
             </w:r>
           </w:p>
         </w:tc>
@@ -27120,12 +24793,12 @@
           <w:bottom w:val="single" w:sz="4" w:space="4" w:color="99C1E7"/>
         </w:pBdr>
       </w:pPr>
-      <w:bookmarkStart w:id="129" w:name="_Toc000129"/>
+      <w:bookmarkStart w:id="127" w:name="_Toc000127"/>
       <w:r>
         <w:rPr/>
-        <w:t>10 Sign-off</w:t>
+        <w:t>9 Sign-off</w:t>
       </w:r>
-      <w:bookmarkEnd w:id="129"/>
+      <w:bookmarkEnd w:id="127"/>
     </w:p>
     <w:p>
       <w:r>
